--- a/Rodrigo/Ruby on Rails/Rodrigo Fernandez.docx
+++ b/Rodrigo/Ruby on Rails/Rodrigo Fernandez.docx
@@ -127,13 +127,15 @@
         <w:rPr>
           <w:szCs w:val="24"/>
         </w:rPr>
-        <w:t>www.linkedin.com/in/rodrigobermejo-fernández-9a5a0664</w:t>
-      </w:r>
-      <w:r>
-        <w:rPr>
-          <w:szCs w:val="24"/>
-        </w:rPr>
-        <w:t xml:space="preserve"> | </w:t>
+        <w:t>https://www.linkedin.com/in/rodrigo-bermejo-fern%C3%A1ndez-9a5a0664/</w:t>
+      </w:r>
+      <w:bookmarkStart w:id="0" w:name="_GoBack"/>
+      <w:bookmarkEnd w:id="0"/>
+      <w:r>
+        <w:rPr>
+          <w:szCs w:val="24"/>
+        </w:rPr>
+        <w:t xml:space="preserve">| </w:t>
       </w:r>
       <w:r>
         <w:rPr>
@@ -192,23 +194,7 @@
         <w:t>Ruby on Rails 5.2–7.1 / React 16–18 Full Stack Engineer</w:t>
       </w:r>
       <w:r>
-        <w:t xml:space="preserve"> with strong experience in cloud hosting, </w:t>
-      </w:r>
-      <w:proofErr w:type="spellStart"/>
-      <w:r>
-        <w:t>fintech</w:t>
-      </w:r>
-      <w:proofErr w:type="spellEnd"/>
-      <w:r>
-        <w:t xml:space="preserve">, healthcare, SaaS, and </w:t>
-      </w:r>
-      <w:proofErr w:type="spellStart"/>
-      <w:r>
-        <w:t>eCommerce</w:t>
-      </w:r>
-      <w:proofErr w:type="spellEnd"/>
-      <w:r>
-        <w:t xml:space="preserve"> industries, building secure APIs, multi-tenant platforms, admin portals, billing workflows, and high-volume integrations using </w:t>
+        <w:t xml:space="preserve"> with strong experience in cloud hosting, fintech, healthcare, SaaS, and eCommerce industries, building secure APIs, multi-tenant platforms, admin portals, billing workflows, and high-volume integrations using </w:t>
       </w:r>
       <w:r>
         <w:rPr>
@@ -237,53 +223,29 @@
       <w:r>
         <w:t xml:space="preserve">, </w:t>
       </w:r>
-      <w:proofErr w:type="spellStart"/>
       <w:r>
         <w:rPr>
           <w:rStyle w:val="Strong"/>
         </w:rPr>
-        <w:t>Redis</w:t>
-      </w:r>
-      <w:proofErr w:type="spellEnd"/>
+        <w:t>Redis 5–7</w:t>
+      </w:r>
+      <w:r>
+        <w:t xml:space="preserve">, </w:t>
+      </w:r>
       <w:r>
         <w:rPr>
           <w:rStyle w:val="Strong"/>
         </w:rPr>
-        <w:t xml:space="preserve"> 5–7</w:t>
+        <w:t>Sidekiq 6–7</w:t>
       </w:r>
       <w:r>
         <w:t xml:space="preserve">, </w:t>
       </w:r>
-      <w:proofErr w:type="spellStart"/>
       <w:r>
         <w:rPr>
           <w:rStyle w:val="Strong"/>
         </w:rPr>
-        <w:t>Sidekiq</w:t>
-      </w:r>
-      <w:proofErr w:type="spellEnd"/>
-      <w:r>
-        <w:rPr>
-          <w:rStyle w:val="Strong"/>
-        </w:rPr>
-        <w:t xml:space="preserve"> 6–7</w:t>
-      </w:r>
-      <w:r>
-        <w:t xml:space="preserve">, </w:t>
-      </w:r>
-      <w:proofErr w:type="spellStart"/>
-      <w:r>
-        <w:rPr>
-          <w:rStyle w:val="Strong"/>
-        </w:rPr>
-        <w:t>RSpec</w:t>
-      </w:r>
-      <w:proofErr w:type="spellEnd"/>
-      <w:r>
-        <w:rPr>
-          <w:rStyle w:val="Strong"/>
-        </w:rPr>
-        <w:t xml:space="preserve"> 3.x</w:t>
+        <w:t>RSpec 3.x</w:t>
       </w:r>
       <w:r>
         <w:t>, Docker, AWS, and CI/CD, with a practical record of fixing production bugs, reducing slow query latency, upgrading legacy Rails services, improving test coverage, and delivering business features that increased reliability, deployment confidence, customer trust, and team velocity.</w:t>
@@ -369,114 +331,8 @@
         <w:rPr>
           <w:szCs w:val="24"/>
         </w:rPr>
-        <w:t xml:space="preserve">, Rails API, </w:t>
-      </w:r>
-      <w:proofErr w:type="spellStart"/>
-      <w:r>
-        <w:rPr>
-          <w:szCs w:val="24"/>
-        </w:rPr>
-        <w:t>ActiveRecord</w:t>
-      </w:r>
-      <w:proofErr w:type="spellEnd"/>
-      <w:r>
-        <w:rPr>
-          <w:szCs w:val="24"/>
-        </w:rPr>
-        <w:t xml:space="preserve">, </w:t>
-      </w:r>
-      <w:proofErr w:type="spellStart"/>
-      <w:r>
-        <w:rPr>
-          <w:szCs w:val="24"/>
-        </w:rPr>
-        <w:t>ActionCable</w:t>
-      </w:r>
-      <w:proofErr w:type="spellEnd"/>
-      <w:r>
-        <w:rPr>
-          <w:szCs w:val="24"/>
-        </w:rPr>
-        <w:t xml:space="preserve">, </w:t>
-      </w:r>
-      <w:proofErr w:type="spellStart"/>
-      <w:r>
-        <w:rPr>
-          <w:szCs w:val="24"/>
-        </w:rPr>
-        <w:t>Sidekiq</w:t>
-      </w:r>
-      <w:proofErr w:type="spellEnd"/>
-      <w:r>
-        <w:rPr>
-          <w:szCs w:val="24"/>
-        </w:rPr>
-        <w:t xml:space="preserve">, </w:t>
-      </w:r>
-      <w:proofErr w:type="spellStart"/>
-      <w:r>
-        <w:rPr>
-          <w:szCs w:val="24"/>
-        </w:rPr>
-        <w:t>Redis</w:t>
-      </w:r>
-      <w:proofErr w:type="spellEnd"/>
-      <w:r>
-        <w:rPr>
-          <w:szCs w:val="24"/>
-        </w:rPr>
-        <w:t xml:space="preserve">, </w:t>
-      </w:r>
-      <w:proofErr w:type="spellStart"/>
-      <w:r>
-        <w:rPr>
-          <w:szCs w:val="24"/>
-        </w:rPr>
-        <w:t>RSpec</w:t>
-      </w:r>
-      <w:proofErr w:type="spellEnd"/>
-      <w:r>
-        <w:rPr>
-          <w:szCs w:val="24"/>
-        </w:rPr>
-        <w:t xml:space="preserve">, </w:t>
-      </w:r>
-      <w:proofErr w:type="spellStart"/>
-      <w:r>
-        <w:rPr>
-          <w:szCs w:val="24"/>
-        </w:rPr>
-        <w:t>Minitest</w:t>
-      </w:r>
-      <w:proofErr w:type="spellEnd"/>
-      <w:r>
-        <w:rPr>
-          <w:szCs w:val="24"/>
-        </w:rPr>
-        <w:t xml:space="preserve">, </w:t>
-      </w:r>
-      <w:proofErr w:type="spellStart"/>
-      <w:r>
-        <w:rPr>
-          <w:szCs w:val="24"/>
-        </w:rPr>
-        <w:t>GraphQL</w:t>
-      </w:r>
-      <w:proofErr w:type="spellEnd"/>
-      <w:r>
-        <w:rPr>
-          <w:szCs w:val="24"/>
-        </w:rPr>
-        <w:t xml:space="preserve">, REST API, OAuth2, JWT, Devise, Pundit, </w:t>
-      </w:r>
-      <w:proofErr w:type="spellStart"/>
-      <w:r>
-        <w:rPr>
-          <w:szCs w:val="24"/>
-        </w:rPr>
-        <w:t>CanCanCan</w:t>
-      </w:r>
-      <w:proofErr w:type="spellEnd"/>
+        <w:t>, Rails API, ActiveRecord, ActionCable, Sidekiq, Redis, RSpec, Minitest, GraphQL, REST API, OAuth2, JWT, Devise, Pundit, CanCanCan</w:t>
+      </w:r>
     </w:p>
     <w:p>
       <w:pPr>
@@ -516,21 +372,7 @@
         <w:rPr>
           <w:szCs w:val="24"/>
         </w:rPr>
-        <w:t xml:space="preserve">, </w:t>
-      </w:r>
-      <w:proofErr w:type="spellStart"/>
-      <w:r>
-        <w:rPr>
-          <w:szCs w:val="24"/>
-        </w:rPr>
-        <w:t>TypeScript</w:t>
-      </w:r>
-      <w:proofErr w:type="spellEnd"/>
-      <w:r>
-        <w:rPr>
-          <w:szCs w:val="24"/>
-        </w:rPr>
-        <w:t xml:space="preserve"> 4.x–5.x, JavaScript ES6+, Redux Toolkit, React Query, Next.js, HTML5, CSS3, Tailwind CSS, Bootstrap</w:t>
+        <w:t>, TypeScript 4.x–5.x, JavaScript ES6+, Redux Toolkit, React Query, Next.js, HTML5, CSS3, Tailwind CSS, Bootstrap</w:t>
       </w:r>
     </w:p>
     <w:p>
@@ -571,35 +413,7 @@
         <w:rPr>
           <w:szCs w:val="24"/>
         </w:rPr>
-        <w:t xml:space="preserve">, MySQL 5.7–8.x, </w:t>
-      </w:r>
-      <w:proofErr w:type="spellStart"/>
-      <w:r>
-        <w:rPr>
-          <w:szCs w:val="24"/>
-        </w:rPr>
-        <w:t>Redis</w:t>
-      </w:r>
-      <w:proofErr w:type="spellEnd"/>
-      <w:r>
-        <w:rPr>
-          <w:szCs w:val="24"/>
-        </w:rPr>
-        <w:t xml:space="preserve"> 5–7, </w:t>
-      </w:r>
-      <w:proofErr w:type="spellStart"/>
-      <w:r>
-        <w:rPr>
-          <w:szCs w:val="24"/>
-        </w:rPr>
-        <w:t>Elasticsearch</w:t>
-      </w:r>
-      <w:proofErr w:type="spellEnd"/>
-      <w:r>
-        <w:rPr>
-          <w:szCs w:val="24"/>
-        </w:rPr>
-        <w:t xml:space="preserve"> 7.x–8.x, query optimization, indexing, database migration, schema refactoring</w:t>
+        <w:t>, MySQL 5.7–8.x, Redis 5–7, Elasticsearch 7.x–8.x, query optimization, indexing, database migration, schema refactoring</w:t>
       </w:r>
     </w:p>
     <w:p>
@@ -626,35 +440,7 @@
         <w:rPr>
           <w:szCs w:val="24"/>
         </w:rPr>
-        <w:t xml:space="preserve"> AWS EC2, S3, RDS, ECS, Lambda, </w:t>
-      </w:r>
-      <w:proofErr w:type="spellStart"/>
-      <w:r>
-        <w:rPr>
-          <w:szCs w:val="24"/>
-        </w:rPr>
-        <w:t>CloudWatch</w:t>
-      </w:r>
-      <w:proofErr w:type="spellEnd"/>
-      <w:r>
-        <w:rPr>
-          <w:szCs w:val="24"/>
-        </w:rPr>
-        <w:t xml:space="preserve">, Docker, Kubernetes, GitHub Actions, </w:t>
-      </w:r>
-      <w:proofErr w:type="spellStart"/>
-      <w:r>
-        <w:rPr>
-          <w:szCs w:val="24"/>
-        </w:rPr>
-        <w:t>GitLab</w:t>
-      </w:r>
-      <w:proofErr w:type="spellEnd"/>
-      <w:r>
-        <w:rPr>
-          <w:szCs w:val="24"/>
-        </w:rPr>
-        <w:t xml:space="preserve"> CI, Jenkins, Nginx, Linux</w:t>
+        <w:t xml:space="preserve"> AWS EC2, S3, RDS, ECS, Lambda, CloudWatch, Docker, Kubernetes, GitHub Actions, GitLab CI, Jenkins, Nginx, Linux</w:t>
       </w:r>
     </w:p>
     <w:p>
@@ -681,63 +467,7 @@
         <w:rPr>
           <w:szCs w:val="24"/>
         </w:rPr>
-        <w:t xml:space="preserve"> </w:t>
-      </w:r>
-      <w:proofErr w:type="spellStart"/>
-      <w:r>
-        <w:rPr>
-          <w:szCs w:val="24"/>
-        </w:rPr>
-        <w:t>RSpec</w:t>
-      </w:r>
-      <w:proofErr w:type="spellEnd"/>
-      <w:r>
-        <w:rPr>
-          <w:szCs w:val="24"/>
-        </w:rPr>
-        <w:t xml:space="preserve"> 3.x, Capybara, </w:t>
-      </w:r>
-      <w:proofErr w:type="spellStart"/>
-      <w:r>
-        <w:rPr>
-          <w:szCs w:val="24"/>
-        </w:rPr>
-        <w:t>FactoryBot</w:t>
-      </w:r>
-      <w:proofErr w:type="spellEnd"/>
-      <w:r>
-        <w:rPr>
-          <w:szCs w:val="24"/>
-        </w:rPr>
-        <w:t xml:space="preserve">, Jest, Cypress, </w:t>
-      </w:r>
-      <w:proofErr w:type="spellStart"/>
-      <w:r>
-        <w:rPr>
-          <w:szCs w:val="24"/>
-        </w:rPr>
-        <w:t>RuboCop</w:t>
-      </w:r>
-      <w:proofErr w:type="spellEnd"/>
-      <w:r>
-        <w:rPr>
-          <w:szCs w:val="24"/>
-        </w:rPr>
-        <w:t xml:space="preserve">, Brakeman, </w:t>
-      </w:r>
-      <w:proofErr w:type="spellStart"/>
-      <w:r>
-        <w:rPr>
-          <w:szCs w:val="24"/>
-        </w:rPr>
-        <w:t>SimpleCov</w:t>
-      </w:r>
-      <w:proofErr w:type="spellEnd"/>
-      <w:r>
-        <w:rPr>
-          <w:szCs w:val="24"/>
-        </w:rPr>
-        <w:t>, code review, CI quality gates</w:t>
+        <w:t xml:space="preserve"> RSpec 3.x, Capybara, FactoryBot, Jest, Cypress, RuboCop, Brakeman, SimpleCov, code review, CI quality gates</w:t>
       </w:r>
     </w:p>
     <w:p>
@@ -807,7 +537,6 @@
           <w:i/>
         </w:rPr>
       </w:pPr>
-      <w:proofErr w:type="spellStart"/>
       <w:r>
         <w:rPr>
           <w:b/>
@@ -817,7 +546,6 @@
         </w:rPr>
         <w:t>Lightedge</w:t>
       </w:r>
-      <w:proofErr w:type="spellEnd"/>
       <w:r>
         <w:rPr>
           <w:b/>
@@ -914,21 +642,7 @@
         <w:rPr>
           <w:szCs w:val="24"/>
         </w:rPr>
-        <w:t xml:space="preserve"> with </w:t>
-      </w:r>
-      <w:proofErr w:type="spellStart"/>
-      <w:r>
-        <w:rPr>
-          <w:szCs w:val="24"/>
-        </w:rPr>
-        <w:t>Zeitwerk</w:t>
-      </w:r>
-      <w:proofErr w:type="spellEnd"/>
-      <w:r>
-        <w:rPr>
-          <w:szCs w:val="24"/>
-        </w:rPr>
-        <w:t xml:space="preserve">, Bundler updates, and dependency cleanup, reducing deployment rollback risk by </w:t>
+        <w:t xml:space="preserve"> with Zeitwerk, Bundler updates, and dependency cleanup, reducing deployment rollback risk by </w:t>
       </w:r>
       <w:r>
         <w:rPr>
@@ -964,43 +678,19 @@
         </w:rPr>
         <w:t xml:space="preserve">Resolved a production memory leak in </w:t>
       </w:r>
-      <w:proofErr w:type="spellStart"/>
-      <w:r>
-        <w:rPr>
-          <w:b/>
-          <w:bCs/>
-          <w:szCs w:val="24"/>
-        </w:rPr>
-        <w:t>Sidekiq</w:t>
-      </w:r>
-      <w:proofErr w:type="spellEnd"/>
-      <w:r>
-        <w:rPr>
-          <w:b/>
-          <w:bCs/>
-          <w:szCs w:val="24"/>
-        </w:rPr>
-        <w:t xml:space="preserve"> 6–7</w:t>
-      </w:r>
-      <w:r>
-        <w:rPr>
-          <w:szCs w:val="24"/>
-        </w:rPr>
-        <w:t xml:space="preserve"> workers by batching records, tuning </w:t>
-      </w:r>
-      <w:proofErr w:type="spellStart"/>
-      <w:r>
-        <w:rPr>
-          <w:szCs w:val="24"/>
-        </w:rPr>
-        <w:t>Redis</w:t>
-      </w:r>
-      <w:proofErr w:type="spellEnd"/>
-      <w:r>
-        <w:rPr>
-          <w:szCs w:val="24"/>
-        </w:rPr>
-        <w:t xml:space="preserve"> retries, and reducing long-running job failures by </w:t>
+      <w:r>
+        <w:rPr>
+          <w:b/>
+          <w:bCs/>
+          <w:szCs w:val="24"/>
+        </w:rPr>
+        <w:t>Sidekiq 6–7</w:t>
+      </w:r>
+      <w:r>
+        <w:rPr>
+          <w:szCs w:val="24"/>
+        </w:rPr>
+        <w:t xml:space="preserve"> workers by batching records, tuning Redis retries, and reducing long-running job failures by </w:t>
       </w:r>
       <w:r>
         <w:rPr>
@@ -1048,21 +738,7 @@
         <w:rPr>
           <w:szCs w:val="24"/>
         </w:rPr>
-        <w:t xml:space="preserve"> reporting queries with composite indexes, query plan analysis, and </w:t>
-      </w:r>
-      <w:proofErr w:type="spellStart"/>
-      <w:r>
-        <w:rPr>
-          <w:szCs w:val="24"/>
-        </w:rPr>
-        <w:t>ActiveRecord</w:t>
-      </w:r>
-      <w:proofErr w:type="spellEnd"/>
-      <w:r>
-        <w:rPr>
-          <w:szCs w:val="24"/>
-        </w:rPr>
-        <w:t xml:space="preserve"> refactoring, cutting dashboard load time by </w:t>
+        <w:t xml:space="preserve"> reporting queries with composite indexes, query plan analysis, and ActiveRecord refactoring, cutting dashboard load time by </w:t>
       </w:r>
       <w:r>
         <w:rPr>
@@ -1164,49 +840,7 @@
         <w:rPr>
           <w:szCs w:val="24"/>
         </w:rPr>
-        <w:t xml:space="preserve">Fixed intermittent payment </w:t>
-      </w:r>
-      <w:proofErr w:type="spellStart"/>
-      <w:r>
-        <w:rPr>
-          <w:szCs w:val="24"/>
-        </w:rPr>
-        <w:t>webhook</w:t>
-      </w:r>
-      <w:proofErr w:type="spellEnd"/>
-      <w:r>
-        <w:rPr>
-          <w:szCs w:val="24"/>
-        </w:rPr>
-        <w:t xml:space="preserve"> duplication by adding </w:t>
-      </w:r>
-      <w:proofErr w:type="spellStart"/>
-      <w:r>
-        <w:rPr>
-          <w:szCs w:val="24"/>
-        </w:rPr>
-        <w:t>idempotency</w:t>
-      </w:r>
-      <w:proofErr w:type="spellEnd"/>
-      <w:r>
-        <w:rPr>
-          <w:szCs w:val="24"/>
-        </w:rPr>
-        <w:t xml:space="preserve"> keys, transaction locks, and retry-safe </w:t>
-      </w:r>
-      <w:proofErr w:type="spellStart"/>
-      <w:r>
-        <w:rPr>
-          <w:szCs w:val="24"/>
-        </w:rPr>
-        <w:t>Sidekiq</w:t>
-      </w:r>
-      <w:proofErr w:type="spellEnd"/>
-      <w:r>
-        <w:rPr>
-          <w:szCs w:val="24"/>
-        </w:rPr>
-        <w:t xml:space="preserve"> logic across external provider callbacks.</w:t>
+        <w:t>Fixed intermittent payment webhook duplication by adding idempotency keys, transaction locks, and retry-safe Sidekiq logic across external provider callbacks.</w:t>
       </w:r>
     </w:p>
     <w:p>
@@ -1227,21 +861,7 @@
           <w:szCs w:val="24"/>
         </w:rPr>
         <w:lastRenderedPageBreak/>
-        <w:t xml:space="preserve">Refactored large Rails controllers into service objects, query objects, and </w:t>
-      </w:r>
-      <w:proofErr w:type="spellStart"/>
-      <w:r>
-        <w:rPr>
-          <w:szCs w:val="24"/>
-        </w:rPr>
-        <w:t>serializers</w:t>
-      </w:r>
-      <w:proofErr w:type="spellEnd"/>
-      <w:r>
-        <w:rPr>
-          <w:szCs w:val="24"/>
-        </w:rPr>
-        <w:t xml:space="preserve">, making business logic easier to test and improving review speed by </w:t>
+        <w:t xml:space="preserve">Refactored large Rails controllers into service objects, query objects, and serializers, making business logic easier to test and improving review speed by </w:t>
       </w:r>
       <w:r>
         <w:rPr>
@@ -1311,23 +931,13 @@
         </w:rPr>
         <w:t xml:space="preserve">Expanded </w:t>
       </w:r>
-      <w:proofErr w:type="spellStart"/>
-      <w:r>
-        <w:rPr>
-          <w:b/>
-          <w:bCs/>
-          <w:szCs w:val="24"/>
-        </w:rPr>
-        <w:t>RSpec</w:t>
-      </w:r>
-      <w:proofErr w:type="spellEnd"/>
-      <w:r>
-        <w:rPr>
-          <w:b/>
-          <w:bCs/>
-          <w:szCs w:val="24"/>
-        </w:rPr>
-        <w:t xml:space="preserve"> 3.x</w:t>
+      <w:r>
+        <w:rPr>
+          <w:b/>
+          <w:bCs/>
+          <w:szCs w:val="24"/>
+        </w:rPr>
+        <w:t>RSpec 3.x</w:t>
       </w:r>
       <w:r>
         <w:rPr>
@@ -1367,21 +977,7 @@
         <w:rPr>
           <w:szCs w:val="24"/>
         </w:rPr>
-        <w:t xml:space="preserve">Supported AWS-based deployments with Docker, GitHub Actions, RDS, S3, </w:t>
-      </w:r>
-      <w:proofErr w:type="spellStart"/>
-      <w:r>
-        <w:rPr>
-          <w:szCs w:val="24"/>
-        </w:rPr>
-        <w:t>CloudWatch</w:t>
-      </w:r>
-      <w:proofErr w:type="spellEnd"/>
-      <w:r>
-        <w:rPr>
-          <w:szCs w:val="24"/>
-        </w:rPr>
-        <w:t>, and rollback scripts to improve production release confidence.</w:t>
+        <w:t>Supported AWS-based deployments with Docker, GitHub Actions, RDS, S3, CloudWatch, and rollback scripts to improve production release confidence.</w:t>
       </w:r>
     </w:p>
     <w:p>
@@ -1477,49 +1073,7 @@
         <w:rPr>
           <w:szCs w:val="24"/>
         </w:rPr>
-        <w:t xml:space="preserve"> SaaS and </w:t>
-      </w:r>
-      <w:proofErr w:type="spellStart"/>
-      <w:r>
-        <w:rPr>
-          <w:szCs w:val="24"/>
-        </w:rPr>
-        <w:t>fintech</w:t>
-      </w:r>
-      <w:proofErr w:type="spellEnd"/>
-      <w:r>
-        <w:rPr>
-          <w:szCs w:val="24"/>
-        </w:rPr>
-        <w:t xml:space="preserve"> applications using PostgreSQL, </w:t>
-      </w:r>
-      <w:proofErr w:type="spellStart"/>
-      <w:r>
-        <w:rPr>
-          <w:szCs w:val="24"/>
-        </w:rPr>
-        <w:t>Redis</w:t>
-      </w:r>
-      <w:proofErr w:type="spellEnd"/>
-      <w:r>
-        <w:rPr>
-          <w:szCs w:val="24"/>
-        </w:rPr>
-        <w:t xml:space="preserve">, </w:t>
-      </w:r>
-      <w:proofErr w:type="spellStart"/>
-      <w:r>
-        <w:rPr>
-          <w:szCs w:val="24"/>
-        </w:rPr>
-        <w:t>Sidekiq</w:t>
-      </w:r>
-      <w:proofErr w:type="spellEnd"/>
-      <w:r>
-        <w:rPr>
-          <w:szCs w:val="24"/>
-        </w:rPr>
-        <w:t>, React, and third-party payment integrations.</w:t>
+        <w:t xml:space="preserve"> SaaS and fintech applications using PostgreSQL, Redis, Sidekiq, React, and third-party payment integrations.</w:t>
       </w:r>
     </w:p>
     <w:p>
@@ -1571,21 +1125,7 @@
         <w:rPr>
           <w:szCs w:val="24"/>
         </w:rPr>
-        <w:t xml:space="preserve">Resolved N+1 query issues in </w:t>
-      </w:r>
-      <w:proofErr w:type="spellStart"/>
-      <w:r>
-        <w:rPr>
-          <w:szCs w:val="24"/>
-        </w:rPr>
-        <w:t>ActiveRecord</w:t>
-      </w:r>
-      <w:proofErr w:type="spellEnd"/>
-      <w:r>
-        <w:rPr>
-          <w:szCs w:val="24"/>
-        </w:rPr>
-        <w:t xml:space="preserve"> associations using eager loading, database indexes, and pagination, improving API response time by </w:t>
+        <w:t xml:space="preserve">Resolved N+1 query issues in ActiveRecord associations using eager loading, database indexes, and pagination, improving API response time by </w:t>
       </w:r>
       <w:r>
         <w:rPr>
@@ -1670,21 +1210,7 @@
         <w:rPr>
           <w:szCs w:val="24"/>
         </w:rPr>
-        <w:t xml:space="preserve">Implemented </w:t>
-      </w:r>
-      <w:proofErr w:type="spellStart"/>
-      <w:r>
-        <w:rPr>
-          <w:szCs w:val="24"/>
-        </w:rPr>
-        <w:t>GraphQL</w:t>
-      </w:r>
-      <w:proofErr w:type="spellEnd"/>
-      <w:r>
-        <w:rPr>
-          <w:szCs w:val="24"/>
-        </w:rPr>
-        <w:t xml:space="preserve"> and REST endpoints for customer dashboards, keeping response contracts stable while frontend teams migrated screens into </w:t>
+        <w:t xml:space="preserve">Implemented GraphQL and REST endpoints for customer dashboards, keeping response contracts stable while frontend teams migrated screens into </w:t>
       </w:r>
       <w:proofErr w:type="gramStart"/>
       <w:r>
@@ -1727,21 +1253,7 @@
         <w:rPr>
           <w:szCs w:val="24"/>
         </w:rPr>
-        <w:t xml:space="preserve">Created reusable </w:t>
-      </w:r>
-      <w:proofErr w:type="spellStart"/>
-      <w:r>
-        <w:rPr>
-          <w:szCs w:val="24"/>
-        </w:rPr>
-        <w:t>RSpec</w:t>
-      </w:r>
-      <w:proofErr w:type="spellEnd"/>
-      <w:r>
-        <w:rPr>
-          <w:szCs w:val="24"/>
-        </w:rPr>
-        <w:t xml:space="preserve"> factories, request specs, and contract tests that helped reduce regression bugs by </w:t>
+        <w:t xml:space="preserve">Created reusable RSpec factories, request specs, and contract tests that helped reduce regression bugs by </w:t>
       </w:r>
       <w:r>
         <w:rPr>
@@ -1774,21 +1286,7 @@
         <w:rPr>
           <w:szCs w:val="24"/>
         </w:rPr>
-        <w:t xml:space="preserve">Improved Rails deployment stability by updating Docker images, environment variables, asset compilation, and </w:t>
-      </w:r>
-      <w:proofErr w:type="spellStart"/>
-      <w:r>
-        <w:rPr>
-          <w:szCs w:val="24"/>
-        </w:rPr>
-        <w:t>GitLab</w:t>
-      </w:r>
-      <w:proofErr w:type="spellEnd"/>
-      <w:r>
-        <w:rPr>
-          <w:szCs w:val="24"/>
-        </w:rPr>
-        <w:t xml:space="preserve"> CI pipeline stages.</w:t>
+        <w:t>Improved Rails deployment stability by updating Docker images, environment variables, asset compilation, and GitLab CI pipeline stages.</w:t>
       </w:r>
     </w:p>
     <w:p>
@@ -1826,21 +1324,7 @@
         <w:rPr>
           <w:szCs w:val="24"/>
         </w:rPr>
-        <w:t xml:space="preserve">Supported production incidents by tracing logs, reviewing </w:t>
-      </w:r>
-      <w:proofErr w:type="spellStart"/>
-      <w:r>
-        <w:rPr>
-          <w:szCs w:val="24"/>
-        </w:rPr>
-        <w:t>Sidekiq</w:t>
-      </w:r>
-      <w:proofErr w:type="spellEnd"/>
-      <w:r>
-        <w:rPr>
-          <w:szCs w:val="24"/>
-        </w:rPr>
-        <w:t xml:space="preserve"> retries, checking PostgreSQL locks, and applying hotfixes with safe rollback plans.</w:t>
+        <w:t>Supported production incidents by tracing logs, reviewing Sidekiq retries, checking PostgreSQL locks, and applying hotfixes with safe rollback plans.</w:t>
       </w:r>
     </w:p>
     <w:p>
@@ -1874,7 +1358,6 @@
           <w:i/>
         </w:rPr>
       </w:pPr>
-      <w:proofErr w:type="spellStart"/>
       <w:r>
         <w:rPr>
           <w:b/>
@@ -1882,9 +1365,8 @@
           <w:sz w:val="28"/>
           <w:szCs w:val="36"/>
         </w:rPr>
-        <w:t>Webiz</w:t>
-      </w:r>
-      <w:proofErr w:type="spellEnd"/>
+        <w:t>Webiz Digital — Software Developer</w:t>
+      </w:r>
       <w:r>
         <w:rPr>
           <w:b/>
@@ -1892,8 +1374,300 @@
           <w:sz w:val="28"/>
           <w:szCs w:val="36"/>
         </w:rPr>
-        <w:t xml:space="preserve"> Digital — Software Developer</w:t>
-      </w:r>
+        <w:t xml:space="preserve"> </w:t>
+      </w:r>
+      <w:r>
+        <w:rPr>
+          <w:i/>
+        </w:rPr>
+        <w:t>(Jan 2014</w:t>
+      </w:r>
+      <w:r>
+        <w:rPr>
+          <w:i/>
+        </w:rPr>
+        <w:t xml:space="preserve"> – Sep 2016</w:t>
+      </w:r>
+      <w:r>
+        <w:rPr>
+          <w:i/>
+        </w:rPr>
+        <w:t>)</w:t>
+      </w:r>
+    </w:p>
+    <w:p>
+      <w:pPr>
+        <w:numPr>
+          <w:ilvl w:val="0"/>
+          <w:numId w:val="22"/>
+        </w:numPr>
+        <w:spacing w:before="100" w:beforeAutospacing="1" w:after="100" w:afterAutospacing="1"/>
+        <w:jc w:val="both"/>
+        <w:rPr>
+          <w:szCs w:val="24"/>
+        </w:rPr>
+      </w:pPr>
+      <w:r>
+        <w:rPr>
+          <w:szCs w:val="24"/>
+        </w:rPr>
+        <w:t xml:space="preserve">Built eCommerce and digital service platforms with </w:t>
+      </w:r>
+      <w:r>
+        <w:rPr>
+          <w:b/>
+          <w:bCs/>
+          <w:szCs w:val="24"/>
+        </w:rPr>
+        <w:t>Ruby on Rails 4.2–5.2</w:t>
+      </w:r>
+      <w:r>
+        <w:rPr>
+          <w:szCs w:val="24"/>
+        </w:rPr>
+        <w:t>, PostgreSQL, jQuery, Bootstrap, Redis, and background job processing.</w:t>
+      </w:r>
+    </w:p>
+    <w:p>
+      <w:pPr>
+        <w:numPr>
+          <w:ilvl w:val="0"/>
+          <w:numId w:val="22"/>
+        </w:numPr>
+        <w:spacing w:before="100" w:beforeAutospacing="1" w:after="100" w:afterAutospacing="1"/>
+        <w:jc w:val="both"/>
+        <w:rPr>
+          <w:szCs w:val="24"/>
+        </w:rPr>
+      </w:pPr>
+      <w:r>
+        <w:rPr>
+          <w:szCs w:val="24"/>
+        </w:rPr>
+        <w:t xml:space="preserve">Migrated legacy Rails applications from </w:t>
+      </w:r>
+      <w:r>
+        <w:rPr>
+          <w:b/>
+          <w:bCs/>
+          <w:szCs w:val="24"/>
+        </w:rPr>
+        <w:t>Rails 4.2 to Rails 5.2</w:t>
+      </w:r>
+      <w:r>
+        <w:rPr>
+          <w:szCs w:val="24"/>
+        </w:rPr>
+        <w:t xml:space="preserve"> by replacing deprecated callbacks, updating gems, and correcting strong parameter issues.</w:t>
+      </w:r>
+    </w:p>
+    <w:p>
+      <w:pPr>
+        <w:numPr>
+          <w:ilvl w:val="0"/>
+          <w:numId w:val="22"/>
+        </w:numPr>
+        <w:spacing w:before="100" w:beforeAutospacing="1" w:after="100" w:afterAutospacing="1"/>
+        <w:jc w:val="both"/>
+        <w:rPr>
+          <w:szCs w:val="24"/>
+        </w:rPr>
+      </w:pPr>
+      <w:r>
+        <w:rPr>
+          <w:szCs w:val="24"/>
+        </w:rPr>
+        <w:t xml:space="preserve">Fixed cart pricing bugs caused by tax rounding and coupon stacking logic, improving checkout accuracy and reducing support tickets by </w:t>
+      </w:r>
+      <w:r>
+        <w:rPr>
+          <w:b/>
+          <w:bCs/>
+          <w:szCs w:val="24"/>
+        </w:rPr>
+        <w:t>33%</w:t>
+      </w:r>
+      <w:r>
+        <w:rPr>
+          <w:szCs w:val="24"/>
+        </w:rPr>
+        <w:t>.</w:t>
+      </w:r>
+    </w:p>
+    <w:p>
+      <w:pPr>
+        <w:numPr>
+          <w:ilvl w:val="0"/>
+          <w:numId w:val="22"/>
+        </w:numPr>
+        <w:spacing w:before="100" w:beforeAutospacing="1" w:after="100" w:afterAutospacing="1"/>
+        <w:jc w:val="both"/>
+        <w:rPr>
+          <w:szCs w:val="24"/>
+        </w:rPr>
+      </w:pPr>
+      <w:r>
+        <w:rPr>
+          <w:szCs w:val="24"/>
+        </w:rPr>
+        <w:t>Implemented product catalog, order management, inventory, and admin reporting features using ActiveRecord models, service classes, and scheduled workers.</w:t>
+      </w:r>
+    </w:p>
+    <w:p>
+      <w:pPr>
+        <w:numPr>
+          <w:ilvl w:val="0"/>
+          <w:numId w:val="22"/>
+        </w:numPr>
+        <w:spacing w:before="100" w:beforeAutospacing="1" w:after="100" w:afterAutospacing="1"/>
+        <w:jc w:val="both"/>
+        <w:rPr>
+          <w:szCs w:val="24"/>
+        </w:rPr>
+      </w:pPr>
+      <w:r>
+        <w:rPr>
+          <w:szCs w:val="24"/>
+        </w:rPr>
+        <w:t xml:space="preserve">Improved page performance by optimizing database queries, compressing assets, and caching repeated fragments, reducing average page load time by </w:t>
+      </w:r>
+      <w:r>
+        <w:rPr>
+          <w:b/>
+          <w:bCs/>
+          <w:szCs w:val="24"/>
+        </w:rPr>
+        <w:t>41%</w:t>
+      </w:r>
+      <w:r>
+        <w:rPr>
+          <w:szCs w:val="24"/>
+        </w:rPr>
+        <w:t>.</w:t>
+      </w:r>
+    </w:p>
+    <w:p>
+      <w:pPr>
+        <w:numPr>
+          <w:ilvl w:val="0"/>
+          <w:numId w:val="22"/>
+        </w:numPr>
+        <w:spacing w:before="100" w:beforeAutospacing="1" w:after="100" w:afterAutospacing="1"/>
+        <w:jc w:val="both"/>
+        <w:rPr>
+          <w:szCs w:val="24"/>
+        </w:rPr>
+      </w:pPr>
+      <w:r>
+        <w:rPr>
+          <w:szCs w:val="24"/>
+        </w:rPr>
+        <w:t>Integrated payment, shipping, and email provider APIs with retry handling, error logging, and admin tools for recovering failed transactions.</w:t>
+      </w:r>
+    </w:p>
+    <w:p>
+      <w:pPr>
+        <w:numPr>
+          <w:ilvl w:val="0"/>
+          <w:numId w:val="22"/>
+        </w:numPr>
+        <w:spacing w:before="100" w:beforeAutospacing="1" w:after="100" w:afterAutospacing="1"/>
+        <w:jc w:val="both"/>
+        <w:rPr>
+          <w:szCs w:val="24"/>
+        </w:rPr>
+      </w:pPr>
+      <w:r>
+        <w:rPr>
+          <w:szCs w:val="24"/>
+        </w:rPr>
+        <w:lastRenderedPageBreak/>
+        <w:t>Added RSpec model and request tests around checkout, user registration, and order updates, increasing release confidence for high-traffic campaigns.</w:t>
+      </w:r>
+    </w:p>
+    <w:p>
+      <w:pPr>
+        <w:numPr>
+          <w:ilvl w:val="0"/>
+          <w:numId w:val="22"/>
+        </w:numPr>
+        <w:spacing w:before="100" w:beforeAutospacing="1" w:after="100" w:afterAutospacing="1"/>
+        <w:jc w:val="both"/>
+        <w:rPr>
+          <w:szCs w:val="24"/>
+        </w:rPr>
+      </w:pPr>
+      <w:r>
+        <w:rPr>
+          <w:szCs w:val="24"/>
+        </w:rPr>
+        <w:t>Resolved production errors from malformed customer inputs by adding validations, sanitization, and clearer exception handling in Rails forms.</w:t>
+      </w:r>
+    </w:p>
+    <w:p>
+      <w:pPr>
+        <w:numPr>
+          <w:ilvl w:val="0"/>
+          <w:numId w:val="22"/>
+        </w:numPr>
+        <w:spacing w:before="100" w:beforeAutospacing="1" w:after="100" w:afterAutospacing="1"/>
+        <w:jc w:val="both"/>
+        <w:rPr>
+          <w:szCs w:val="24"/>
+        </w:rPr>
+      </w:pPr>
+      <w:r>
+        <w:rPr>
+          <w:szCs w:val="24"/>
+        </w:rPr>
+        <w:t xml:space="preserve">Supported frontend delivery with </w:t>
+      </w:r>
+      <w:r>
+        <w:rPr>
+          <w:b/>
+          <w:bCs/>
+          <w:szCs w:val="24"/>
+        </w:rPr>
+        <w:t>JavaScript ES6</w:t>
+      </w:r>
+      <w:r>
+        <w:rPr>
+          <w:szCs w:val="24"/>
+        </w:rPr>
+        <w:t>, jQuery, Bootstrap, and responsive layouts while coordinating closely with designers and QA.</w:t>
+      </w:r>
+    </w:p>
+    <w:p>
+      <w:pPr>
+        <w:numPr>
+          <w:ilvl w:val="0"/>
+          <w:numId w:val="22"/>
+        </w:numPr>
+        <w:spacing w:before="100" w:beforeAutospacing="1" w:after="100" w:afterAutospacing="1"/>
+        <w:jc w:val="both"/>
+        <w:rPr>
+          <w:szCs w:val="24"/>
+        </w:rPr>
+      </w:pPr>
+      <w:r>
+        <w:rPr>
+          <w:szCs w:val="24"/>
+        </w:rPr>
+        <w:t>Documented deployment steps, rollback notes, and common Rails issue fixes so junior developers could support releases more independently.</w:t>
+      </w:r>
+    </w:p>
+    <w:p>
+      <w:pPr>
+        <w:numPr>
+          <w:ilvl w:val="0"/>
+          <w:numId w:val="0"/>
+        </w:numPr>
+        <w:spacing w:before="100" w:beforeAutospacing="1" w:after="100" w:afterAutospacing="1"/>
+        <w:outlineLvl w:val="1"/>
+        <w:rPr>
+          <w:i/>
+        </w:rPr>
+      </w:pPr>
       <w:r>
         <w:rPr>
           <w:b/>
@@ -1901,24 +1675,27 @@
           <w:sz w:val="28"/>
           <w:szCs w:val="36"/>
         </w:rPr>
+        <w:t>Aurio — Junior Software Developer</w:t>
+      </w:r>
+      <w:r>
+        <w:rPr>
+          <w:b/>
+          <w:bCs/>
+          <w:sz w:val="28"/>
+          <w:szCs w:val="36"/>
+        </w:rPr>
         <w:t xml:space="preserve"> </w:t>
       </w:r>
       <w:r>
         <w:rPr>
           <w:i/>
         </w:rPr>
-        <w:t>(Jan 2014</w:t>
+        <w:t>(Oct 2012 – Dec 2013</w:t>
       </w:r>
       <w:r>
         <w:rPr>
           <w:i/>
         </w:rPr>
-        <w:t xml:space="preserve"> – Sep 2016</w:t>
-      </w:r>
-      <w:r>
-        <w:rPr>
-          <w:i/>
-        </w:rPr>
         <w:t>)</w:t>
       </w:r>
     </w:p>
@@ -1926,7 +1703,7 @@
       <w:pPr>
         <w:numPr>
           <w:ilvl w:val="0"/>
-          <w:numId w:val="22"/>
+          <w:numId w:val="23"/>
         </w:numPr>
         <w:spacing w:before="100" w:beforeAutospacing="1" w:after="100" w:afterAutospacing="1"/>
         <w:jc w:val="both"/>
@@ -1938,56 +1715,28 @@
         <w:rPr>
           <w:szCs w:val="24"/>
         </w:rPr>
-        <w:t xml:space="preserve">Built </w:t>
-      </w:r>
-      <w:proofErr w:type="spellStart"/>
-      <w:r>
-        <w:rPr>
-          <w:szCs w:val="24"/>
-        </w:rPr>
-        <w:t>eCommerce</w:t>
-      </w:r>
-      <w:proofErr w:type="spellEnd"/>
-      <w:r>
-        <w:rPr>
-          <w:szCs w:val="24"/>
-        </w:rPr>
-        <w:t xml:space="preserve"> and digital service platforms with </w:t>
-      </w:r>
-      <w:r>
-        <w:rPr>
-          <w:b/>
-          <w:bCs/>
-          <w:szCs w:val="24"/>
-        </w:rPr>
-        <w:t>Ruby on Rails 4.2–5.2</w:t>
-      </w:r>
-      <w:r>
-        <w:rPr>
-          <w:szCs w:val="24"/>
-        </w:rPr>
-        <w:t xml:space="preserve">, PostgreSQL, jQuery, Bootstrap, </w:t>
-      </w:r>
-      <w:proofErr w:type="spellStart"/>
-      <w:r>
-        <w:rPr>
-          <w:szCs w:val="24"/>
-        </w:rPr>
-        <w:t>Redis</w:t>
-      </w:r>
-      <w:proofErr w:type="spellEnd"/>
-      <w:r>
-        <w:rPr>
-          <w:szCs w:val="24"/>
-        </w:rPr>
-        <w:t>, and background job processing.</w:t>
-      </w:r>
-    </w:p>
-    <w:p>
-      <w:pPr>
-        <w:numPr>
-          <w:ilvl w:val="0"/>
-          <w:numId w:val="22"/>
+        <w:t xml:space="preserve">Supported internal business applications using </w:t>
+      </w:r>
+      <w:r>
+        <w:rPr>
+          <w:b/>
+          <w:bCs/>
+          <w:szCs w:val="24"/>
+        </w:rPr>
+        <w:t>Ruby on Rails 3.2–4.2</w:t>
+      </w:r>
+      <w:r>
+        <w:rPr>
+          <w:szCs w:val="24"/>
+        </w:rPr>
+        <w:t>, MySQL, PostgreSQL, JavaScript, jQuery, HTML, CSS, and basic Linux deployment workflows.</w:t>
+      </w:r>
+    </w:p>
+    <w:p>
+      <w:pPr>
+        <w:numPr>
+          <w:ilvl w:val="0"/>
+          <w:numId w:val="23"/>
         </w:numPr>
         <w:spacing w:before="100" w:beforeAutospacing="1" w:after="100" w:afterAutospacing="1"/>
         <w:jc w:val="both"/>
@@ -1999,28 +1748,14 @@
         <w:rPr>
           <w:szCs w:val="24"/>
         </w:rPr>
-        <w:t xml:space="preserve">Migrated legacy Rails applications from </w:t>
-      </w:r>
-      <w:r>
-        <w:rPr>
-          <w:b/>
-          <w:bCs/>
-          <w:szCs w:val="24"/>
-        </w:rPr>
-        <w:t>Rails 4.2 to Rails 5.2</w:t>
-      </w:r>
-      <w:r>
-        <w:rPr>
-          <w:szCs w:val="24"/>
-        </w:rPr>
-        <w:t xml:space="preserve"> by replacing deprecated callbacks, updating gems, and correcting strong parameter issues.</w:t>
-      </w:r>
-    </w:p>
-    <w:p>
-      <w:pPr>
-        <w:numPr>
-          <w:ilvl w:val="0"/>
-          <w:numId w:val="22"/>
+        <w:t>Built CRUD modules for customer records, admin approvals, reporting screens, and notification workflows under senior engineer guidance.</w:t>
+      </w:r>
+    </w:p>
+    <w:p>
+      <w:pPr>
+        <w:numPr>
+          <w:ilvl w:val="0"/>
+          <w:numId w:val="23"/>
         </w:numPr>
         <w:spacing w:before="100" w:beforeAutospacing="1" w:after="100" w:afterAutospacing="1"/>
         <w:jc w:val="both"/>
@@ -2032,28 +1767,28 @@
         <w:rPr>
           <w:szCs w:val="24"/>
         </w:rPr>
-        <w:t xml:space="preserve">Fixed cart pricing bugs caused by tax rounding and coupon stacking logic, improving checkout accuracy and reducing support tickets by </w:t>
-      </w:r>
-      <w:r>
-        <w:rPr>
-          <w:b/>
-          <w:bCs/>
-          <w:szCs w:val="24"/>
-        </w:rPr>
-        <w:t>33%</w:t>
-      </w:r>
-      <w:r>
-        <w:rPr>
-          <w:szCs w:val="24"/>
-        </w:rPr>
-        <w:t>.</w:t>
-      </w:r>
-    </w:p>
-    <w:p>
-      <w:pPr>
-        <w:numPr>
-          <w:ilvl w:val="0"/>
-          <w:numId w:val="22"/>
+        <w:t xml:space="preserve">Fixed validation and form submission bugs in Rails controllers and models, reducing repeated user-entry errors by </w:t>
+      </w:r>
+      <w:r>
+        <w:rPr>
+          <w:b/>
+          <w:bCs/>
+          <w:szCs w:val="24"/>
+        </w:rPr>
+        <w:t>26%</w:t>
+      </w:r>
+      <w:r>
+        <w:rPr>
+          <w:szCs w:val="24"/>
+        </w:rPr>
+        <w:t xml:space="preserve"> across internal teams.</w:t>
+      </w:r>
+    </w:p>
+    <w:p>
+      <w:pPr>
+        <w:numPr>
+          <w:ilvl w:val="0"/>
+          <w:numId w:val="23"/>
         </w:numPr>
         <w:spacing w:before="100" w:beforeAutospacing="1" w:after="100" w:afterAutospacing="1"/>
         <w:jc w:val="both"/>
@@ -2065,28 +1800,14 @@
         <w:rPr>
           <w:szCs w:val="24"/>
         </w:rPr>
-        <w:t xml:space="preserve">Implemented product catalog, order management, inventory, and admin reporting features using </w:t>
-      </w:r>
-      <w:proofErr w:type="spellStart"/>
-      <w:r>
-        <w:rPr>
-          <w:szCs w:val="24"/>
-        </w:rPr>
-        <w:t>ActiveRecord</w:t>
-      </w:r>
-      <w:proofErr w:type="spellEnd"/>
-      <w:r>
-        <w:rPr>
-          <w:szCs w:val="24"/>
-        </w:rPr>
-        <w:t xml:space="preserve"> models, service classes, and scheduled workers.</w:t>
-      </w:r>
-    </w:p>
-    <w:p>
-      <w:pPr>
-        <w:numPr>
-          <w:ilvl w:val="0"/>
-          <w:numId w:val="22"/>
+        <w:t>Assisted with migration from older Rails patterns to cleaner MVC structure by moving duplicated logic into helpers, concerns, and model methods.</w:t>
+      </w:r>
+    </w:p>
+    <w:p>
+      <w:pPr>
+        <w:numPr>
+          <w:ilvl w:val="0"/>
+          <w:numId w:val="23"/>
         </w:numPr>
         <w:spacing w:before="100" w:beforeAutospacing="1" w:after="100" w:afterAutospacing="1"/>
         <w:jc w:val="both"/>
@@ -2098,15 +1819,15 @@
         <w:rPr>
           <w:szCs w:val="24"/>
         </w:rPr>
-        <w:t xml:space="preserve">Improved page performance by optimizing database queries, compressing assets, and caching repeated fragments, reducing average page load time by </w:t>
-      </w:r>
-      <w:r>
-        <w:rPr>
-          <w:b/>
-          <w:bCs/>
-          <w:szCs w:val="24"/>
-        </w:rPr>
-        <w:t>41%</w:t>
+        <w:t xml:space="preserve">Improved SQL queries and ActiveRecord scopes for reports, helping reduce timeout issues in large customer exports by </w:t>
+      </w:r>
+      <w:r>
+        <w:rPr>
+          <w:b/>
+          <w:bCs/>
+          <w:szCs w:val="24"/>
+        </w:rPr>
+        <w:t>22%</w:t>
       </w:r>
       <w:r>
         <w:rPr>
@@ -2119,7 +1840,7 @@
       <w:pPr>
         <w:numPr>
           <w:ilvl w:val="0"/>
-          <w:numId w:val="22"/>
+          <w:numId w:val="23"/>
         </w:numPr>
         <w:spacing w:before="100" w:beforeAutospacing="1" w:after="100" w:afterAutospacing="1"/>
         <w:jc w:val="both"/>
@@ -2131,358 +1852,7 @@
         <w:rPr>
           <w:szCs w:val="24"/>
         </w:rPr>
-        <w:t>Integrated payment, shipping, and email provider APIs with retry handling, error logging, and admin tools for recovering failed transactions.</w:t>
-      </w:r>
-    </w:p>
-    <w:p>
-      <w:pPr>
-        <w:numPr>
-          <w:ilvl w:val="0"/>
-          <w:numId w:val="22"/>
-        </w:numPr>
-        <w:spacing w:before="100" w:beforeAutospacing="1" w:after="100" w:afterAutospacing="1"/>
-        <w:jc w:val="both"/>
-        <w:rPr>
-          <w:szCs w:val="24"/>
-        </w:rPr>
-      </w:pPr>
-      <w:r>
-        <w:rPr>
-          <w:szCs w:val="24"/>
-        </w:rPr>
-        <w:lastRenderedPageBreak/>
-        <w:t xml:space="preserve">Added </w:t>
-      </w:r>
-      <w:proofErr w:type="spellStart"/>
-      <w:r>
-        <w:rPr>
-          <w:szCs w:val="24"/>
-        </w:rPr>
-        <w:t>RSpec</w:t>
-      </w:r>
-      <w:proofErr w:type="spellEnd"/>
-      <w:r>
-        <w:rPr>
-          <w:szCs w:val="24"/>
-        </w:rPr>
-        <w:t xml:space="preserve"> model and request tests around checkout, user registration, and order updates, increasing release confidence for high-traffic campaigns.</w:t>
-      </w:r>
-    </w:p>
-    <w:p>
-      <w:pPr>
-        <w:numPr>
-          <w:ilvl w:val="0"/>
-          <w:numId w:val="22"/>
-        </w:numPr>
-        <w:spacing w:before="100" w:beforeAutospacing="1" w:after="100" w:afterAutospacing="1"/>
-        <w:jc w:val="both"/>
-        <w:rPr>
-          <w:szCs w:val="24"/>
-        </w:rPr>
-      </w:pPr>
-      <w:r>
-        <w:rPr>
-          <w:szCs w:val="24"/>
-        </w:rPr>
-        <w:t>Resolved production errors from malformed customer inputs by adding validations, sanitization, and clearer exception handling in Rails forms.</w:t>
-      </w:r>
-    </w:p>
-    <w:p>
-      <w:pPr>
-        <w:numPr>
-          <w:ilvl w:val="0"/>
-          <w:numId w:val="22"/>
-        </w:numPr>
-        <w:spacing w:before="100" w:beforeAutospacing="1" w:after="100" w:afterAutospacing="1"/>
-        <w:jc w:val="both"/>
-        <w:rPr>
-          <w:szCs w:val="24"/>
-        </w:rPr>
-      </w:pPr>
-      <w:r>
-        <w:rPr>
-          <w:szCs w:val="24"/>
-        </w:rPr>
-        <w:t xml:space="preserve">Supported frontend delivery with </w:t>
-      </w:r>
-      <w:r>
-        <w:rPr>
-          <w:b/>
-          <w:bCs/>
-          <w:szCs w:val="24"/>
-        </w:rPr>
-        <w:t>JavaScript ES6</w:t>
-      </w:r>
-      <w:r>
-        <w:rPr>
-          <w:szCs w:val="24"/>
-        </w:rPr>
-        <w:t>, jQuery, Bootstrap, and responsive layouts while coordinating closely with designers and QA.</w:t>
-      </w:r>
-    </w:p>
-    <w:p>
-      <w:pPr>
-        <w:numPr>
-          <w:ilvl w:val="0"/>
-          <w:numId w:val="22"/>
-        </w:numPr>
-        <w:spacing w:before="100" w:beforeAutospacing="1" w:after="100" w:afterAutospacing="1"/>
-        <w:jc w:val="both"/>
-        <w:rPr>
-          <w:szCs w:val="24"/>
-        </w:rPr>
-      </w:pPr>
-      <w:r>
-        <w:rPr>
-          <w:szCs w:val="24"/>
-        </w:rPr>
-        <w:t>Documented deployment steps, rollback notes, and common Rails issue fixes so junior developers could support releases more independently.</w:t>
-      </w:r>
-    </w:p>
-    <w:p>
-      <w:pPr>
-        <w:numPr>
-          <w:ilvl w:val="0"/>
-          <w:numId w:val="0"/>
-        </w:numPr>
-        <w:spacing w:before="100" w:beforeAutospacing="1" w:after="100" w:afterAutospacing="1"/>
-        <w:outlineLvl w:val="1"/>
-        <w:rPr>
-          <w:i/>
-        </w:rPr>
-      </w:pPr>
-      <w:proofErr w:type="spellStart"/>
-      <w:r>
-        <w:rPr>
-          <w:b/>
-          <w:bCs/>
-          <w:sz w:val="28"/>
-          <w:szCs w:val="36"/>
-        </w:rPr>
-        <w:t>Aurio</w:t>
-      </w:r>
-      <w:proofErr w:type="spellEnd"/>
-      <w:r>
-        <w:rPr>
-          <w:b/>
-          <w:bCs/>
-          <w:sz w:val="28"/>
-          <w:szCs w:val="36"/>
-        </w:rPr>
-        <w:t xml:space="preserve"> — Junior Software Developer</w:t>
-      </w:r>
-      <w:r>
-        <w:rPr>
-          <w:b/>
-          <w:bCs/>
-          <w:sz w:val="28"/>
-          <w:szCs w:val="36"/>
-        </w:rPr>
-        <w:t xml:space="preserve"> </w:t>
-      </w:r>
-      <w:r>
-        <w:rPr>
-          <w:i/>
-        </w:rPr>
-        <w:t>(Oct 2012 – Dec 2013</w:t>
-      </w:r>
-      <w:r>
-        <w:rPr>
-          <w:i/>
-        </w:rPr>
-        <w:t>)</w:t>
-      </w:r>
-    </w:p>
-    <w:p>
-      <w:pPr>
-        <w:numPr>
-          <w:ilvl w:val="0"/>
-          <w:numId w:val="23"/>
-        </w:numPr>
-        <w:spacing w:before="100" w:beforeAutospacing="1" w:after="100" w:afterAutospacing="1"/>
-        <w:jc w:val="both"/>
-        <w:rPr>
-          <w:szCs w:val="24"/>
-        </w:rPr>
-      </w:pPr>
-      <w:r>
-        <w:rPr>
-          <w:szCs w:val="24"/>
-        </w:rPr>
-        <w:t xml:space="preserve">Supported internal business applications using </w:t>
-      </w:r>
-      <w:r>
-        <w:rPr>
-          <w:b/>
-          <w:bCs/>
-          <w:szCs w:val="24"/>
-        </w:rPr>
-        <w:t>Ruby on Rails 3.2–4.2</w:t>
-      </w:r>
-      <w:r>
-        <w:rPr>
-          <w:szCs w:val="24"/>
-        </w:rPr>
-        <w:t>, MySQL, PostgreSQL, JavaScript, jQuery, HTML, CSS, and basic Linux deployment workflows.</w:t>
-      </w:r>
-    </w:p>
-    <w:p>
-      <w:pPr>
-        <w:numPr>
-          <w:ilvl w:val="0"/>
-          <w:numId w:val="23"/>
-        </w:numPr>
-        <w:spacing w:before="100" w:beforeAutospacing="1" w:after="100" w:afterAutospacing="1"/>
-        <w:jc w:val="both"/>
-        <w:rPr>
-          <w:szCs w:val="24"/>
-        </w:rPr>
-      </w:pPr>
-      <w:r>
-        <w:rPr>
-          <w:szCs w:val="24"/>
-        </w:rPr>
-        <w:t xml:space="preserve">Built CRUD modules for customer </w:t>
-      </w:r>
-      <w:bookmarkStart w:id="0" w:name="_GoBack"/>
-      <w:bookmarkEnd w:id="0"/>
-      <w:r>
-        <w:rPr>
-          <w:szCs w:val="24"/>
-        </w:rPr>
-        <w:t>records, admin approvals, reporting screens, and notification workflows under senior engineer guidance.</w:t>
-      </w:r>
-    </w:p>
-    <w:p>
-      <w:pPr>
-        <w:numPr>
-          <w:ilvl w:val="0"/>
-          <w:numId w:val="23"/>
-        </w:numPr>
-        <w:spacing w:before="100" w:beforeAutospacing="1" w:after="100" w:afterAutospacing="1"/>
-        <w:jc w:val="both"/>
-        <w:rPr>
-          <w:szCs w:val="24"/>
-        </w:rPr>
-      </w:pPr>
-      <w:r>
-        <w:rPr>
-          <w:szCs w:val="24"/>
-        </w:rPr>
-        <w:t xml:space="preserve">Fixed validation and form submission bugs in Rails controllers and models, reducing repeated user-entry errors by </w:t>
-      </w:r>
-      <w:r>
-        <w:rPr>
-          <w:b/>
-          <w:bCs/>
-          <w:szCs w:val="24"/>
-        </w:rPr>
-        <w:t>26%</w:t>
-      </w:r>
-      <w:r>
-        <w:rPr>
-          <w:szCs w:val="24"/>
-        </w:rPr>
-        <w:t xml:space="preserve"> across internal teams.</w:t>
-      </w:r>
-    </w:p>
-    <w:p>
-      <w:pPr>
-        <w:numPr>
-          <w:ilvl w:val="0"/>
-          <w:numId w:val="23"/>
-        </w:numPr>
-        <w:spacing w:before="100" w:beforeAutospacing="1" w:after="100" w:afterAutospacing="1"/>
-        <w:jc w:val="both"/>
-        <w:rPr>
-          <w:szCs w:val="24"/>
-        </w:rPr>
-      </w:pPr>
-      <w:r>
-        <w:rPr>
-          <w:szCs w:val="24"/>
-        </w:rPr>
-        <w:t>Assisted with migration from older Rails patterns to cleaner MVC structure by moving duplicated logic into helpers, concerns, and model methods.</w:t>
-      </w:r>
-    </w:p>
-    <w:p>
-      <w:pPr>
-        <w:numPr>
-          <w:ilvl w:val="0"/>
-          <w:numId w:val="23"/>
-        </w:numPr>
-        <w:spacing w:before="100" w:beforeAutospacing="1" w:after="100" w:afterAutospacing="1"/>
-        <w:jc w:val="both"/>
-        <w:rPr>
-          <w:szCs w:val="24"/>
-        </w:rPr>
-      </w:pPr>
-      <w:r>
-        <w:rPr>
-          <w:szCs w:val="24"/>
-        </w:rPr>
-        <w:t xml:space="preserve">Improved SQL queries and </w:t>
-      </w:r>
-      <w:proofErr w:type="spellStart"/>
-      <w:r>
-        <w:rPr>
-          <w:szCs w:val="24"/>
-        </w:rPr>
-        <w:t>ActiveRecord</w:t>
-      </w:r>
-      <w:proofErr w:type="spellEnd"/>
-      <w:r>
-        <w:rPr>
-          <w:szCs w:val="24"/>
-        </w:rPr>
-        <w:t xml:space="preserve"> scopes for reports, helping reduce timeout issues in large customer exports by </w:t>
-      </w:r>
-      <w:r>
-        <w:rPr>
-          <w:b/>
-          <w:bCs/>
-          <w:szCs w:val="24"/>
-        </w:rPr>
-        <w:t>22%</w:t>
-      </w:r>
-      <w:r>
-        <w:rPr>
-          <w:szCs w:val="24"/>
-        </w:rPr>
-        <w:t>.</w:t>
-      </w:r>
-    </w:p>
-    <w:p>
-      <w:pPr>
-        <w:numPr>
-          <w:ilvl w:val="0"/>
-          <w:numId w:val="23"/>
-        </w:numPr>
-        <w:spacing w:before="100" w:beforeAutospacing="1" w:after="100" w:afterAutospacing="1"/>
-        <w:jc w:val="both"/>
-        <w:rPr>
-          <w:szCs w:val="24"/>
-        </w:rPr>
-      </w:pPr>
-      <w:r>
-        <w:rPr>
-          <w:szCs w:val="24"/>
-        </w:rPr>
-        <w:t xml:space="preserve">Added basic </w:t>
-      </w:r>
-      <w:proofErr w:type="spellStart"/>
-      <w:r>
-        <w:rPr>
-          <w:szCs w:val="24"/>
-        </w:rPr>
-        <w:t>RSpec</w:t>
-      </w:r>
-      <w:proofErr w:type="spellEnd"/>
-      <w:r>
-        <w:rPr>
-          <w:szCs w:val="24"/>
-        </w:rPr>
-        <w:t xml:space="preserve"> tests for models, controllers, and service logic, creating safer coverage around frequently changed business rules.</w:t>
+        <w:t>Added basic RSpec tests for models, controllers, and service logic, creating safer coverage around frequently changed business rules.</w:t>
       </w:r>
     </w:p>
     <w:p>

--- a/Rodrigo/Ruby on Rails/Rodrigo Fernandez.docx
+++ b/Rodrigo/Ruby on Rails/Rodrigo Fernandez.docx
@@ -103,46 +103,15 @@
           <w:szCs w:val="24"/>
         </w:rPr>
         <w:br/>
-        <w:t xml:space="preserve">Katy, Texas </w:t>
-      </w:r>
-      <w:r>
-        <w:rPr>
-          <w:szCs w:val="24"/>
-        </w:rPr>
-        <w:t xml:space="preserve">| </w:t>
-      </w:r>
-      <w:r>
-        <w:rPr>
-          <w:szCs w:val="24"/>
-        </w:rPr>
-        <w:t>+1 (407) 801-1287</w:t>
-      </w:r>
-      <w:r>
-        <w:rPr>
-          <w:szCs w:val="24"/>
-        </w:rPr>
-        <w:t xml:space="preserve"> | </w:t>
-      </w:r>
-      <w:r>
-        <w:rPr>
-          <w:szCs w:val="24"/>
-        </w:rPr>
-        <w:t>https://www.linkedin.com/in/rodrigo-bermejo-fern%C3%A1ndez-9a5a0664/</w:t>
+      </w:r>
+      <w:r>
+        <w:rPr>
+          <w:szCs w:val="24"/>
+        </w:rPr>
+        <w:t>Katy, Texas | +1 (430) 279-2231| https://www.linkedin.com/in/rodrigo-bermejo-fern%C3%A1ndez-9a5a0664/| rodrigobfdev@gmail.com</w:t>
       </w:r>
       <w:bookmarkStart w:id="0" w:name="_GoBack"/>
       <w:bookmarkEnd w:id="0"/>
-      <w:r>
-        <w:rPr>
-          <w:szCs w:val="24"/>
-        </w:rPr>
-        <w:t xml:space="preserve">| </w:t>
-      </w:r>
-      <w:r>
-        <w:rPr>
-          <w:szCs w:val="24"/>
-        </w:rPr>
-        <w:t>rodrigobfdev@gmail.com</w:t>
-      </w:r>
     </w:p>
     <w:p>
       <w:pPr>
@@ -194,7 +163,23 @@
         <w:t>Ruby on Rails 5.2–7.1 / React 16–18 Full Stack Engineer</w:t>
       </w:r>
       <w:r>
-        <w:t xml:space="preserve"> with strong experience in cloud hosting, fintech, healthcare, SaaS, and eCommerce industries, building secure APIs, multi-tenant platforms, admin portals, billing workflows, and high-volume integrations using </w:t>
+        <w:t xml:space="preserve"> with strong experience in cloud hosting, </w:t>
+      </w:r>
+      <w:proofErr w:type="spellStart"/>
+      <w:r>
+        <w:t>fintech</w:t>
+      </w:r>
+      <w:proofErr w:type="spellEnd"/>
+      <w:r>
+        <w:t xml:space="preserve">, healthcare, SaaS, and </w:t>
+      </w:r>
+      <w:proofErr w:type="spellStart"/>
+      <w:r>
+        <w:t>eCommerce</w:t>
+      </w:r>
+      <w:proofErr w:type="spellEnd"/>
+      <w:r>
+        <w:t xml:space="preserve"> industries, building secure APIs, multi-tenant platforms, admin portals, billing workflows, and high-volume integrations using </w:t>
       </w:r>
       <w:r>
         <w:rPr>
@@ -223,29 +208,53 @@
       <w:r>
         <w:t xml:space="preserve">, </w:t>
       </w:r>
+      <w:proofErr w:type="spellStart"/>
       <w:r>
         <w:rPr>
           <w:rStyle w:val="Strong"/>
         </w:rPr>
-        <w:t>Redis 5–7</w:t>
+        <w:t>Redis</w:t>
+      </w:r>
+      <w:proofErr w:type="spellEnd"/>
+      <w:r>
+        <w:rPr>
+          <w:rStyle w:val="Strong"/>
+        </w:rPr>
+        <w:t xml:space="preserve"> 5–7</w:t>
       </w:r>
       <w:r>
         <w:t xml:space="preserve">, </w:t>
       </w:r>
+      <w:proofErr w:type="spellStart"/>
       <w:r>
         <w:rPr>
           <w:rStyle w:val="Strong"/>
         </w:rPr>
-        <w:t>Sidekiq 6–7</w:t>
+        <w:t>Sidekiq</w:t>
+      </w:r>
+      <w:proofErr w:type="spellEnd"/>
+      <w:r>
+        <w:rPr>
+          <w:rStyle w:val="Strong"/>
+        </w:rPr>
+        <w:t xml:space="preserve"> 6–7</w:t>
       </w:r>
       <w:r>
         <w:t xml:space="preserve">, </w:t>
       </w:r>
+      <w:proofErr w:type="spellStart"/>
       <w:r>
         <w:rPr>
           <w:rStyle w:val="Strong"/>
         </w:rPr>
-        <w:t>RSpec 3.x</w:t>
+        <w:t>RSpec</w:t>
+      </w:r>
+      <w:proofErr w:type="spellEnd"/>
+      <w:r>
+        <w:rPr>
+          <w:rStyle w:val="Strong"/>
+        </w:rPr>
+        <w:t xml:space="preserve"> 3.x</w:t>
       </w:r>
       <w:r>
         <w:t>, Docker, AWS, and CI/CD, with a practical record of fixing production bugs, reducing slow query latency, upgrading legacy Rails services, improving test coverage, and delivering business features that increased reliability, deployment confidence, customer trust, and team velocity.</w:t>
@@ -331,8 +340,114 @@
         <w:rPr>
           <w:szCs w:val="24"/>
         </w:rPr>
-        <w:t>, Rails API, ActiveRecord, ActionCable, Sidekiq, Redis, RSpec, Minitest, GraphQL, REST API, OAuth2, JWT, Devise, Pundit, CanCanCan</w:t>
-      </w:r>
+        <w:t xml:space="preserve">, Rails API, </w:t>
+      </w:r>
+      <w:proofErr w:type="spellStart"/>
+      <w:r>
+        <w:rPr>
+          <w:szCs w:val="24"/>
+        </w:rPr>
+        <w:t>ActiveRecord</w:t>
+      </w:r>
+      <w:proofErr w:type="spellEnd"/>
+      <w:r>
+        <w:rPr>
+          <w:szCs w:val="24"/>
+        </w:rPr>
+        <w:t xml:space="preserve">, </w:t>
+      </w:r>
+      <w:proofErr w:type="spellStart"/>
+      <w:r>
+        <w:rPr>
+          <w:szCs w:val="24"/>
+        </w:rPr>
+        <w:t>ActionCable</w:t>
+      </w:r>
+      <w:proofErr w:type="spellEnd"/>
+      <w:r>
+        <w:rPr>
+          <w:szCs w:val="24"/>
+        </w:rPr>
+        <w:t xml:space="preserve">, </w:t>
+      </w:r>
+      <w:proofErr w:type="spellStart"/>
+      <w:r>
+        <w:rPr>
+          <w:szCs w:val="24"/>
+        </w:rPr>
+        <w:t>Sidekiq</w:t>
+      </w:r>
+      <w:proofErr w:type="spellEnd"/>
+      <w:r>
+        <w:rPr>
+          <w:szCs w:val="24"/>
+        </w:rPr>
+        <w:t xml:space="preserve">, </w:t>
+      </w:r>
+      <w:proofErr w:type="spellStart"/>
+      <w:r>
+        <w:rPr>
+          <w:szCs w:val="24"/>
+        </w:rPr>
+        <w:t>Redis</w:t>
+      </w:r>
+      <w:proofErr w:type="spellEnd"/>
+      <w:r>
+        <w:rPr>
+          <w:szCs w:val="24"/>
+        </w:rPr>
+        <w:t xml:space="preserve">, </w:t>
+      </w:r>
+      <w:proofErr w:type="spellStart"/>
+      <w:r>
+        <w:rPr>
+          <w:szCs w:val="24"/>
+        </w:rPr>
+        <w:t>RSpec</w:t>
+      </w:r>
+      <w:proofErr w:type="spellEnd"/>
+      <w:r>
+        <w:rPr>
+          <w:szCs w:val="24"/>
+        </w:rPr>
+        <w:t xml:space="preserve">, </w:t>
+      </w:r>
+      <w:proofErr w:type="spellStart"/>
+      <w:r>
+        <w:rPr>
+          <w:szCs w:val="24"/>
+        </w:rPr>
+        <w:t>Minitest</w:t>
+      </w:r>
+      <w:proofErr w:type="spellEnd"/>
+      <w:r>
+        <w:rPr>
+          <w:szCs w:val="24"/>
+        </w:rPr>
+        <w:t xml:space="preserve">, </w:t>
+      </w:r>
+      <w:proofErr w:type="spellStart"/>
+      <w:r>
+        <w:rPr>
+          <w:szCs w:val="24"/>
+        </w:rPr>
+        <w:t>GraphQL</w:t>
+      </w:r>
+      <w:proofErr w:type="spellEnd"/>
+      <w:r>
+        <w:rPr>
+          <w:szCs w:val="24"/>
+        </w:rPr>
+        <w:t xml:space="preserve">, REST API, OAuth2, JWT, Devise, Pundit, </w:t>
+      </w:r>
+      <w:proofErr w:type="spellStart"/>
+      <w:r>
+        <w:rPr>
+          <w:szCs w:val="24"/>
+        </w:rPr>
+        <w:t>CanCanCan</w:t>
+      </w:r>
+      <w:proofErr w:type="spellEnd"/>
     </w:p>
     <w:p>
       <w:pPr>
@@ -372,7 +487,21 @@
         <w:rPr>
           <w:szCs w:val="24"/>
         </w:rPr>
-        <w:t>, TypeScript 4.x–5.x, JavaScript ES6+, Redux Toolkit, React Query, Next.js, HTML5, CSS3, Tailwind CSS, Bootstrap</w:t>
+        <w:t xml:space="preserve">, </w:t>
+      </w:r>
+      <w:proofErr w:type="spellStart"/>
+      <w:r>
+        <w:rPr>
+          <w:szCs w:val="24"/>
+        </w:rPr>
+        <w:t>TypeScript</w:t>
+      </w:r>
+      <w:proofErr w:type="spellEnd"/>
+      <w:r>
+        <w:rPr>
+          <w:szCs w:val="24"/>
+        </w:rPr>
+        <w:t xml:space="preserve"> 4.x–5.x, JavaScript ES6+, Redux Toolkit, React Query, Next.js, HTML5, CSS3, Tailwind CSS, Bootstrap</w:t>
       </w:r>
     </w:p>
     <w:p>
@@ -413,7 +542,35 @@
         <w:rPr>
           <w:szCs w:val="24"/>
         </w:rPr>
-        <w:t>, MySQL 5.7–8.x, Redis 5–7, Elasticsearch 7.x–8.x, query optimization, indexing, database migration, schema refactoring</w:t>
+        <w:t xml:space="preserve">, MySQL 5.7–8.x, </w:t>
+      </w:r>
+      <w:proofErr w:type="spellStart"/>
+      <w:r>
+        <w:rPr>
+          <w:szCs w:val="24"/>
+        </w:rPr>
+        <w:t>Redis</w:t>
+      </w:r>
+      <w:proofErr w:type="spellEnd"/>
+      <w:r>
+        <w:rPr>
+          <w:szCs w:val="24"/>
+        </w:rPr>
+        <w:t xml:space="preserve"> 5–7, </w:t>
+      </w:r>
+      <w:proofErr w:type="spellStart"/>
+      <w:r>
+        <w:rPr>
+          <w:szCs w:val="24"/>
+        </w:rPr>
+        <w:t>Elasticsearch</w:t>
+      </w:r>
+      <w:proofErr w:type="spellEnd"/>
+      <w:r>
+        <w:rPr>
+          <w:szCs w:val="24"/>
+        </w:rPr>
+        <w:t xml:space="preserve"> 7.x–8.x, query optimization, indexing, database migration, schema refactoring</w:t>
       </w:r>
     </w:p>
     <w:p>
@@ -440,7 +597,35 @@
         <w:rPr>
           <w:szCs w:val="24"/>
         </w:rPr>
-        <w:t xml:space="preserve"> AWS EC2, S3, RDS, ECS, Lambda, CloudWatch, Docker, Kubernetes, GitHub Actions, GitLab CI, Jenkins, Nginx, Linux</w:t>
+        <w:t xml:space="preserve"> AWS EC2, S3, RDS, ECS, Lambda, </w:t>
+      </w:r>
+      <w:proofErr w:type="spellStart"/>
+      <w:r>
+        <w:rPr>
+          <w:szCs w:val="24"/>
+        </w:rPr>
+        <w:t>CloudWatch</w:t>
+      </w:r>
+      <w:proofErr w:type="spellEnd"/>
+      <w:r>
+        <w:rPr>
+          <w:szCs w:val="24"/>
+        </w:rPr>
+        <w:t xml:space="preserve">, Docker, Kubernetes, GitHub Actions, </w:t>
+      </w:r>
+      <w:proofErr w:type="spellStart"/>
+      <w:r>
+        <w:rPr>
+          <w:szCs w:val="24"/>
+        </w:rPr>
+        <w:t>GitLab</w:t>
+      </w:r>
+      <w:proofErr w:type="spellEnd"/>
+      <w:r>
+        <w:rPr>
+          <w:szCs w:val="24"/>
+        </w:rPr>
+        <w:t xml:space="preserve"> CI, Jenkins, Nginx, Linux</w:t>
       </w:r>
     </w:p>
     <w:p>
@@ -467,7 +652,63 @@
         <w:rPr>
           <w:szCs w:val="24"/>
         </w:rPr>
-        <w:t xml:space="preserve"> RSpec 3.x, Capybara, FactoryBot, Jest, Cypress, RuboCop, Brakeman, SimpleCov, code review, CI quality gates</w:t>
+        <w:t xml:space="preserve"> </w:t>
+      </w:r>
+      <w:proofErr w:type="spellStart"/>
+      <w:r>
+        <w:rPr>
+          <w:szCs w:val="24"/>
+        </w:rPr>
+        <w:t>RSpec</w:t>
+      </w:r>
+      <w:proofErr w:type="spellEnd"/>
+      <w:r>
+        <w:rPr>
+          <w:szCs w:val="24"/>
+        </w:rPr>
+        <w:t xml:space="preserve"> 3.x, Capybara, </w:t>
+      </w:r>
+      <w:proofErr w:type="spellStart"/>
+      <w:r>
+        <w:rPr>
+          <w:szCs w:val="24"/>
+        </w:rPr>
+        <w:t>FactoryBot</w:t>
+      </w:r>
+      <w:proofErr w:type="spellEnd"/>
+      <w:r>
+        <w:rPr>
+          <w:szCs w:val="24"/>
+        </w:rPr>
+        <w:t xml:space="preserve">, Jest, Cypress, </w:t>
+      </w:r>
+      <w:proofErr w:type="spellStart"/>
+      <w:r>
+        <w:rPr>
+          <w:szCs w:val="24"/>
+        </w:rPr>
+        <w:t>RuboCop</w:t>
+      </w:r>
+      <w:proofErr w:type="spellEnd"/>
+      <w:r>
+        <w:rPr>
+          <w:szCs w:val="24"/>
+        </w:rPr>
+        <w:t xml:space="preserve">, Brakeman, </w:t>
+      </w:r>
+      <w:proofErr w:type="spellStart"/>
+      <w:r>
+        <w:rPr>
+          <w:szCs w:val="24"/>
+        </w:rPr>
+        <w:t>SimpleCov</w:t>
+      </w:r>
+      <w:proofErr w:type="spellEnd"/>
+      <w:r>
+        <w:rPr>
+          <w:szCs w:val="24"/>
+        </w:rPr>
+        <w:t>, code review, CI quality gates</w:t>
       </w:r>
     </w:p>
     <w:p>
@@ -537,6 +778,7 @@
           <w:i/>
         </w:rPr>
       </w:pPr>
+      <w:proofErr w:type="spellStart"/>
       <w:r>
         <w:rPr>
           <w:b/>
@@ -546,6 +788,7 @@
         </w:rPr>
         <w:t>Lightedge</w:t>
       </w:r>
+      <w:proofErr w:type="spellEnd"/>
       <w:r>
         <w:rPr>
           <w:b/>
@@ -642,7 +885,21 @@
         <w:rPr>
           <w:szCs w:val="24"/>
         </w:rPr>
-        <w:t xml:space="preserve"> with Zeitwerk, Bundler updates, and dependency cleanup, reducing deployment rollback risk by </w:t>
+        <w:t xml:space="preserve"> with </w:t>
+      </w:r>
+      <w:proofErr w:type="spellStart"/>
+      <w:r>
+        <w:rPr>
+          <w:szCs w:val="24"/>
+        </w:rPr>
+        <w:t>Zeitwerk</w:t>
+      </w:r>
+      <w:proofErr w:type="spellEnd"/>
+      <w:r>
+        <w:rPr>
+          <w:szCs w:val="24"/>
+        </w:rPr>
+        <w:t xml:space="preserve">, Bundler updates, and dependency cleanup, reducing deployment rollback risk by </w:t>
       </w:r>
       <w:r>
         <w:rPr>
@@ -678,19 +935,43 @@
         </w:rPr>
         <w:t xml:space="preserve">Resolved a production memory leak in </w:t>
       </w:r>
-      <w:r>
-        <w:rPr>
-          <w:b/>
-          <w:bCs/>
-          <w:szCs w:val="24"/>
-        </w:rPr>
-        <w:t>Sidekiq 6–7</w:t>
-      </w:r>
-      <w:r>
-        <w:rPr>
-          <w:szCs w:val="24"/>
-        </w:rPr>
-        <w:t xml:space="preserve"> workers by batching records, tuning Redis retries, and reducing long-running job failures by </w:t>
+      <w:proofErr w:type="spellStart"/>
+      <w:r>
+        <w:rPr>
+          <w:b/>
+          <w:bCs/>
+          <w:szCs w:val="24"/>
+        </w:rPr>
+        <w:t>Sidekiq</w:t>
+      </w:r>
+      <w:proofErr w:type="spellEnd"/>
+      <w:r>
+        <w:rPr>
+          <w:b/>
+          <w:bCs/>
+          <w:szCs w:val="24"/>
+        </w:rPr>
+        <w:t xml:space="preserve"> 6–7</w:t>
+      </w:r>
+      <w:r>
+        <w:rPr>
+          <w:szCs w:val="24"/>
+        </w:rPr>
+        <w:t xml:space="preserve"> workers by batching records, tuning </w:t>
+      </w:r>
+      <w:proofErr w:type="spellStart"/>
+      <w:r>
+        <w:rPr>
+          <w:szCs w:val="24"/>
+        </w:rPr>
+        <w:t>Redis</w:t>
+      </w:r>
+      <w:proofErr w:type="spellEnd"/>
+      <w:r>
+        <w:rPr>
+          <w:szCs w:val="24"/>
+        </w:rPr>
+        <w:t xml:space="preserve"> retries, and reducing long-running job failures by </w:t>
       </w:r>
       <w:r>
         <w:rPr>
@@ -738,7 +1019,21 @@
         <w:rPr>
           <w:szCs w:val="24"/>
         </w:rPr>
-        <w:t xml:space="preserve"> reporting queries with composite indexes, query plan analysis, and ActiveRecord refactoring, cutting dashboard load time by </w:t>
+        <w:t xml:space="preserve"> reporting queries with composite indexes, query plan analysis, and </w:t>
+      </w:r>
+      <w:proofErr w:type="spellStart"/>
+      <w:r>
+        <w:rPr>
+          <w:szCs w:val="24"/>
+        </w:rPr>
+        <w:t>ActiveRecord</w:t>
+      </w:r>
+      <w:proofErr w:type="spellEnd"/>
+      <w:r>
+        <w:rPr>
+          <w:szCs w:val="24"/>
+        </w:rPr>
+        <w:t xml:space="preserve"> refactoring, cutting dashboard load time by </w:t>
       </w:r>
       <w:r>
         <w:rPr>
@@ -840,7 +1135,49 @@
         <w:rPr>
           <w:szCs w:val="24"/>
         </w:rPr>
-        <w:t>Fixed intermittent payment webhook duplication by adding idempotency keys, transaction locks, and retry-safe Sidekiq logic across external provider callbacks.</w:t>
+        <w:t xml:space="preserve">Fixed intermittent payment </w:t>
+      </w:r>
+      <w:proofErr w:type="spellStart"/>
+      <w:r>
+        <w:rPr>
+          <w:szCs w:val="24"/>
+        </w:rPr>
+        <w:t>webhook</w:t>
+      </w:r>
+      <w:proofErr w:type="spellEnd"/>
+      <w:r>
+        <w:rPr>
+          <w:szCs w:val="24"/>
+        </w:rPr>
+        <w:t xml:space="preserve"> duplication by adding </w:t>
+      </w:r>
+      <w:proofErr w:type="spellStart"/>
+      <w:r>
+        <w:rPr>
+          <w:szCs w:val="24"/>
+        </w:rPr>
+        <w:t>idempotency</w:t>
+      </w:r>
+      <w:proofErr w:type="spellEnd"/>
+      <w:r>
+        <w:rPr>
+          <w:szCs w:val="24"/>
+        </w:rPr>
+        <w:t xml:space="preserve"> keys, transaction locks, and retry-safe </w:t>
+      </w:r>
+      <w:proofErr w:type="spellStart"/>
+      <w:r>
+        <w:rPr>
+          <w:szCs w:val="24"/>
+        </w:rPr>
+        <w:t>Sidekiq</w:t>
+      </w:r>
+      <w:proofErr w:type="spellEnd"/>
+      <w:r>
+        <w:rPr>
+          <w:szCs w:val="24"/>
+        </w:rPr>
+        <w:t xml:space="preserve"> logic across external provider callbacks.</w:t>
       </w:r>
     </w:p>
     <w:p>
@@ -861,7 +1198,21 @@
           <w:szCs w:val="24"/>
         </w:rPr>
         <w:lastRenderedPageBreak/>
-        <w:t xml:space="preserve">Refactored large Rails controllers into service objects, query objects, and serializers, making business logic easier to test and improving review speed by </w:t>
+        <w:t xml:space="preserve">Refactored large Rails controllers into service objects, query objects, and </w:t>
+      </w:r>
+      <w:proofErr w:type="spellStart"/>
+      <w:r>
+        <w:rPr>
+          <w:szCs w:val="24"/>
+        </w:rPr>
+        <w:t>serializers</w:t>
+      </w:r>
+      <w:proofErr w:type="spellEnd"/>
+      <w:r>
+        <w:rPr>
+          <w:szCs w:val="24"/>
+        </w:rPr>
+        <w:t xml:space="preserve">, making business logic easier to test and improving review speed by </w:t>
       </w:r>
       <w:r>
         <w:rPr>
@@ -931,13 +1282,23 @@
         </w:rPr>
         <w:t xml:space="preserve">Expanded </w:t>
       </w:r>
-      <w:r>
-        <w:rPr>
-          <w:b/>
-          <w:bCs/>
-          <w:szCs w:val="24"/>
-        </w:rPr>
-        <w:t>RSpec 3.x</w:t>
+      <w:proofErr w:type="spellStart"/>
+      <w:r>
+        <w:rPr>
+          <w:b/>
+          <w:bCs/>
+          <w:szCs w:val="24"/>
+        </w:rPr>
+        <w:t>RSpec</w:t>
+      </w:r>
+      <w:proofErr w:type="spellEnd"/>
+      <w:r>
+        <w:rPr>
+          <w:b/>
+          <w:bCs/>
+          <w:szCs w:val="24"/>
+        </w:rPr>
+        <w:t xml:space="preserve"> 3.x</w:t>
       </w:r>
       <w:r>
         <w:rPr>
@@ -977,7 +1338,21 @@
         <w:rPr>
           <w:szCs w:val="24"/>
         </w:rPr>
-        <w:t>Supported AWS-based deployments with Docker, GitHub Actions, RDS, S3, CloudWatch, and rollback scripts to improve production release confidence.</w:t>
+        <w:t xml:space="preserve">Supported AWS-based deployments with Docker, GitHub Actions, RDS, S3, </w:t>
+      </w:r>
+      <w:proofErr w:type="spellStart"/>
+      <w:r>
+        <w:rPr>
+          <w:szCs w:val="24"/>
+        </w:rPr>
+        <w:t>CloudWatch</w:t>
+      </w:r>
+      <w:proofErr w:type="spellEnd"/>
+      <w:r>
+        <w:rPr>
+          <w:szCs w:val="24"/>
+        </w:rPr>
+        <w:t>, and rollback scripts to improve production release confidence.</w:t>
       </w:r>
     </w:p>
     <w:p>
@@ -1073,7 +1448,49 @@
         <w:rPr>
           <w:szCs w:val="24"/>
         </w:rPr>
-        <w:t xml:space="preserve"> SaaS and fintech applications using PostgreSQL, Redis, Sidekiq, React, and third-party payment integrations.</w:t>
+        <w:t xml:space="preserve"> SaaS and </w:t>
+      </w:r>
+      <w:proofErr w:type="spellStart"/>
+      <w:r>
+        <w:rPr>
+          <w:szCs w:val="24"/>
+        </w:rPr>
+        <w:t>fintech</w:t>
+      </w:r>
+      <w:proofErr w:type="spellEnd"/>
+      <w:r>
+        <w:rPr>
+          <w:szCs w:val="24"/>
+        </w:rPr>
+        <w:t xml:space="preserve"> applications using PostgreSQL, </w:t>
+      </w:r>
+      <w:proofErr w:type="spellStart"/>
+      <w:r>
+        <w:rPr>
+          <w:szCs w:val="24"/>
+        </w:rPr>
+        <w:t>Redis</w:t>
+      </w:r>
+      <w:proofErr w:type="spellEnd"/>
+      <w:r>
+        <w:rPr>
+          <w:szCs w:val="24"/>
+        </w:rPr>
+        <w:t xml:space="preserve">, </w:t>
+      </w:r>
+      <w:proofErr w:type="spellStart"/>
+      <w:r>
+        <w:rPr>
+          <w:szCs w:val="24"/>
+        </w:rPr>
+        <w:t>Sidekiq</w:t>
+      </w:r>
+      <w:proofErr w:type="spellEnd"/>
+      <w:r>
+        <w:rPr>
+          <w:szCs w:val="24"/>
+        </w:rPr>
+        <w:t>, React, and third-party payment integrations.</w:t>
       </w:r>
     </w:p>
     <w:p>
@@ -1125,7 +1542,21 @@
         <w:rPr>
           <w:szCs w:val="24"/>
         </w:rPr>
-        <w:t xml:space="preserve">Resolved N+1 query issues in ActiveRecord associations using eager loading, database indexes, and pagination, improving API response time by </w:t>
+        <w:t xml:space="preserve">Resolved N+1 query issues in </w:t>
+      </w:r>
+      <w:proofErr w:type="spellStart"/>
+      <w:r>
+        <w:rPr>
+          <w:szCs w:val="24"/>
+        </w:rPr>
+        <w:t>ActiveRecord</w:t>
+      </w:r>
+      <w:proofErr w:type="spellEnd"/>
+      <w:r>
+        <w:rPr>
+          <w:szCs w:val="24"/>
+        </w:rPr>
+        <w:t xml:space="preserve"> associations using eager loading, database indexes, and pagination, improving API response time by </w:t>
       </w:r>
       <w:r>
         <w:rPr>
@@ -1210,7 +1641,21 @@
         <w:rPr>
           <w:szCs w:val="24"/>
         </w:rPr>
-        <w:t xml:space="preserve">Implemented GraphQL and REST endpoints for customer dashboards, keeping response contracts stable while frontend teams migrated screens into </w:t>
+        <w:t xml:space="preserve">Implemented </w:t>
+      </w:r>
+      <w:proofErr w:type="spellStart"/>
+      <w:r>
+        <w:rPr>
+          <w:szCs w:val="24"/>
+        </w:rPr>
+        <w:t>GraphQL</w:t>
+      </w:r>
+      <w:proofErr w:type="spellEnd"/>
+      <w:r>
+        <w:rPr>
+          <w:szCs w:val="24"/>
+        </w:rPr>
+        <w:t xml:space="preserve"> and REST endpoints for customer dashboards, keeping response contracts stable while frontend teams migrated screens into </w:t>
       </w:r>
       <w:proofErr w:type="gramStart"/>
       <w:r>
@@ -1253,7 +1698,21 @@
         <w:rPr>
           <w:szCs w:val="24"/>
         </w:rPr>
-        <w:t xml:space="preserve">Created reusable RSpec factories, request specs, and contract tests that helped reduce regression bugs by </w:t>
+        <w:t xml:space="preserve">Created reusable </w:t>
+      </w:r>
+      <w:proofErr w:type="spellStart"/>
+      <w:r>
+        <w:rPr>
+          <w:szCs w:val="24"/>
+        </w:rPr>
+        <w:t>RSpec</w:t>
+      </w:r>
+      <w:proofErr w:type="spellEnd"/>
+      <w:r>
+        <w:rPr>
+          <w:szCs w:val="24"/>
+        </w:rPr>
+        <w:t xml:space="preserve"> factories, request specs, and contract tests that helped reduce regression bugs by </w:t>
       </w:r>
       <w:r>
         <w:rPr>
@@ -1286,7 +1745,21 @@
         <w:rPr>
           <w:szCs w:val="24"/>
         </w:rPr>
-        <w:t>Improved Rails deployment stability by updating Docker images, environment variables, asset compilation, and GitLab CI pipeline stages.</w:t>
+        <w:t xml:space="preserve">Improved Rails deployment stability by updating Docker images, environment variables, asset compilation, and </w:t>
+      </w:r>
+      <w:proofErr w:type="spellStart"/>
+      <w:r>
+        <w:rPr>
+          <w:szCs w:val="24"/>
+        </w:rPr>
+        <w:t>GitLab</w:t>
+      </w:r>
+      <w:proofErr w:type="spellEnd"/>
+      <w:r>
+        <w:rPr>
+          <w:szCs w:val="24"/>
+        </w:rPr>
+        <w:t xml:space="preserve"> CI pipeline stages.</w:t>
       </w:r>
     </w:p>
     <w:p>
@@ -1324,7 +1797,21 @@
         <w:rPr>
           <w:szCs w:val="24"/>
         </w:rPr>
-        <w:t>Supported production incidents by tracing logs, reviewing Sidekiq retries, checking PostgreSQL locks, and applying hotfixes with safe rollback plans.</w:t>
+        <w:t xml:space="preserve">Supported production incidents by tracing logs, reviewing </w:t>
+      </w:r>
+      <w:proofErr w:type="spellStart"/>
+      <w:r>
+        <w:rPr>
+          <w:szCs w:val="24"/>
+        </w:rPr>
+        <w:t>Sidekiq</w:t>
+      </w:r>
+      <w:proofErr w:type="spellEnd"/>
+      <w:r>
+        <w:rPr>
+          <w:szCs w:val="24"/>
+        </w:rPr>
+        <w:t xml:space="preserve"> retries, checking PostgreSQL locks, and applying hotfixes with safe rollback plans.</w:t>
       </w:r>
     </w:p>
     <w:p>
@@ -1358,6 +1845,7 @@
           <w:i/>
         </w:rPr>
       </w:pPr>
+      <w:proofErr w:type="spellStart"/>
       <w:r>
         <w:rPr>
           <w:b/>
@@ -1365,7 +1853,17 @@
           <w:sz w:val="28"/>
           <w:szCs w:val="36"/>
         </w:rPr>
-        <w:t>Webiz Digital — Software Developer</w:t>
+        <w:t>Webiz</w:t>
+      </w:r>
+      <w:proofErr w:type="spellEnd"/>
+      <w:r>
+        <w:rPr>
+          <w:b/>
+          <w:bCs/>
+          <w:sz w:val="28"/>
+          <w:szCs w:val="36"/>
+        </w:rPr>
+        <w:t xml:space="preserve"> Digital — Software Developer</w:t>
       </w:r>
       <w:r>
         <w:rPr>
@@ -1411,7 +1909,21 @@
         <w:rPr>
           <w:szCs w:val="24"/>
         </w:rPr>
-        <w:t xml:space="preserve">Built eCommerce and digital service platforms with </w:t>
+        <w:t xml:space="preserve">Built </w:t>
+      </w:r>
+      <w:proofErr w:type="spellStart"/>
+      <w:r>
+        <w:rPr>
+          <w:szCs w:val="24"/>
+        </w:rPr>
+        <w:t>eCommerce</w:t>
+      </w:r>
+      <w:proofErr w:type="spellEnd"/>
+      <w:r>
+        <w:rPr>
+          <w:szCs w:val="24"/>
+        </w:rPr>
+        <w:t xml:space="preserve"> and digital service platforms with </w:t>
       </w:r>
       <w:r>
         <w:rPr>
@@ -1425,7 +1937,21 @@
         <w:rPr>
           <w:szCs w:val="24"/>
         </w:rPr>
-        <w:t>, PostgreSQL, jQuery, Bootstrap, Redis, and background job processing.</w:t>
+        <w:t xml:space="preserve">, PostgreSQL, jQuery, Bootstrap, </w:t>
+      </w:r>
+      <w:proofErr w:type="spellStart"/>
+      <w:r>
+        <w:rPr>
+          <w:szCs w:val="24"/>
+        </w:rPr>
+        <w:t>Redis</w:t>
+      </w:r>
+      <w:proofErr w:type="spellEnd"/>
+      <w:r>
+        <w:rPr>
+          <w:szCs w:val="24"/>
+        </w:rPr>
+        <w:t>, and background job processing.</w:t>
       </w:r>
     </w:p>
     <w:p>
@@ -1510,7 +2036,21 @@
         <w:rPr>
           <w:szCs w:val="24"/>
         </w:rPr>
-        <w:t>Implemented product catalog, order management, inventory, and admin reporting features using ActiveRecord models, service classes, and scheduled workers.</w:t>
+        <w:t xml:space="preserve">Implemented product catalog, order management, inventory, and admin reporting features using </w:t>
+      </w:r>
+      <w:proofErr w:type="spellStart"/>
+      <w:r>
+        <w:rPr>
+          <w:szCs w:val="24"/>
+        </w:rPr>
+        <w:t>ActiveRecord</w:t>
+      </w:r>
+      <w:proofErr w:type="spellEnd"/>
+      <w:r>
+        <w:rPr>
+          <w:szCs w:val="24"/>
+        </w:rPr>
+        <w:t xml:space="preserve"> models, service classes, and scheduled workers.</w:t>
       </w:r>
     </w:p>
     <w:p>
@@ -1582,7 +2122,21 @@
           <w:szCs w:val="24"/>
         </w:rPr>
         <w:lastRenderedPageBreak/>
-        <w:t>Added RSpec model and request tests around checkout, user registration, and order updates, increasing release confidence for high-traffic campaigns.</w:t>
+        <w:t xml:space="preserve">Added </w:t>
+      </w:r>
+      <w:proofErr w:type="spellStart"/>
+      <w:r>
+        <w:rPr>
+          <w:szCs w:val="24"/>
+        </w:rPr>
+        <w:t>RSpec</w:t>
+      </w:r>
+      <w:proofErr w:type="spellEnd"/>
+      <w:r>
+        <w:rPr>
+          <w:szCs w:val="24"/>
+        </w:rPr>
+        <w:t xml:space="preserve"> model and request tests around checkout, user registration, and order updates, increasing release confidence for high-traffic campaigns.</w:t>
       </w:r>
     </w:p>
     <w:p>
@@ -1668,6 +2222,7 @@
           <w:i/>
         </w:rPr>
       </w:pPr>
+      <w:proofErr w:type="spellStart"/>
       <w:r>
         <w:rPr>
           <w:b/>
@@ -1675,7 +2230,17 @@
           <w:sz w:val="28"/>
           <w:szCs w:val="36"/>
         </w:rPr>
-        <w:t>Aurio — Junior Software Developer</w:t>
+        <w:t>Aurio</w:t>
+      </w:r>
+      <w:proofErr w:type="spellEnd"/>
+      <w:r>
+        <w:rPr>
+          <w:b/>
+          <w:bCs/>
+          <w:sz w:val="28"/>
+          <w:szCs w:val="36"/>
+        </w:rPr>
+        <w:t xml:space="preserve"> — Junior Software Developer</w:t>
       </w:r>
       <w:r>
         <w:rPr>
@@ -1819,7 +2384,21 @@
         <w:rPr>
           <w:szCs w:val="24"/>
         </w:rPr>
-        <w:t xml:space="preserve">Improved SQL queries and ActiveRecord scopes for reports, helping reduce timeout issues in large customer exports by </w:t>
+        <w:t xml:space="preserve">Improved SQL queries and </w:t>
+      </w:r>
+      <w:proofErr w:type="spellStart"/>
+      <w:r>
+        <w:rPr>
+          <w:szCs w:val="24"/>
+        </w:rPr>
+        <w:t>ActiveRecord</w:t>
+      </w:r>
+      <w:proofErr w:type="spellEnd"/>
+      <w:r>
+        <w:rPr>
+          <w:szCs w:val="24"/>
+        </w:rPr>
+        <w:t xml:space="preserve"> scopes for reports, helping reduce timeout issues in large customer exports by </w:t>
       </w:r>
       <w:r>
         <w:rPr>
@@ -1852,7 +2431,21 @@
         <w:rPr>
           <w:szCs w:val="24"/>
         </w:rPr>
-        <w:t>Added basic RSpec tests for models, controllers, and service logic, creating safer coverage around frequently changed business rules.</w:t>
+        <w:t xml:space="preserve">Added basic </w:t>
+      </w:r>
+      <w:proofErr w:type="spellStart"/>
+      <w:r>
+        <w:rPr>
+          <w:szCs w:val="24"/>
+        </w:rPr>
+        <w:t>RSpec</w:t>
+      </w:r>
+      <w:proofErr w:type="spellEnd"/>
+      <w:r>
+        <w:rPr>
+          <w:szCs w:val="24"/>
+        </w:rPr>
+        <w:t xml:space="preserve"> tests for models, controllers, and service logic, creating safer coverage around frequently changed business rules.</w:t>
       </w:r>
     </w:p>
     <w:p>
